--- a/docs/Requerimientos/Requerimientos_IKernell.docx
+++ b/docs/Requerimientos/Requerimientos_IKernell.docx
@@ -497,7 +497,7 @@
     </w:p>
     <w:sdt>
       <w:sdtPr>
-        <w:id w:val="1224993724"/>
+        <w:id w:val="432391545"/>
         <w:docPartObj>
           <w:docPartGallery w:val="Table of Contents"/>
           <w:docPartUnique w:val="1"/>
@@ -512,7 +512,6 @@
             </w:tabs>
             <w:spacing w:after="0" w:before="60" w:line="240" w:lineRule="auto"/>
             <w:rPr>
-              <w:rFonts w:ascii="Arial" w:cs="Arial" w:eastAsia="Arial" w:hAnsi="Arial"/>
               <w:b w:val="1"/>
               <w:bCs w:val="1"/>
               <w:i w:val="0"/>
@@ -535,7 +534,6 @@
           <w:hyperlink w:anchor="_heading=h.9f0m7fkvpdtp">
             <w:r>
               <w:rPr>
-                <w:rFonts w:ascii="Calibri" w:cs="Calibri" w:eastAsia="Calibri" w:hAnsi="Calibri"/>
                 <w:b w:val="1"/>
                 <w:bCs w:val="1"/>
                 <w:i w:val="0"/>
@@ -569,7 +567,6 @@
             </w:tabs>
             <w:spacing w:after="0" w:before="60" w:line="240" w:lineRule="auto"/>
             <w:rPr>
-              <w:rFonts w:ascii="Arial" w:cs="Arial" w:eastAsia="Arial" w:hAnsi="Arial"/>
               <w:b w:val="1"/>
               <w:bCs w:val="1"/>
               <w:i w:val="0"/>
@@ -587,7 +584,6 @@
           <w:hyperlink w:anchor="_heading=h.myrps0iuc93h">
             <w:r>
               <w:rPr>
-                <w:rFonts w:ascii="Calibri" w:cs="Calibri" w:eastAsia="Calibri" w:hAnsi="Calibri"/>
                 <w:b w:val="1"/>
                 <w:bCs w:val="1"/>
                 <w:i w:val="0"/>
@@ -621,7 +617,6 @@
             </w:tabs>
             <w:spacing w:after="0" w:before="60" w:line="240" w:lineRule="auto"/>
             <w:rPr>
-              <w:rFonts w:ascii="Arial" w:cs="Arial" w:eastAsia="Arial" w:hAnsi="Arial"/>
               <w:b w:val="1"/>
               <w:bCs w:val="1"/>
               <w:i w:val="0"/>
@@ -639,7 +634,6 @@
           <w:hyperlink w:anchor="_heading=h.lo289nuht8w">
             <w:r>
               <w:rPr>
-                <w:rFonts w:ascii="Calibri" w:cs="Calibri" w:eastAsia="Calibri" w:hAnsi="Calibri"/>
                 <w:b w:val="1"/>
                 <w:bCs w:val="1"/>
                 <w:i w:val="0"/>
@@ -674,9 +668,6 @@
             <w:spacing w:after="0" w:before="60" w:line="240" w:lineRule="auto"/>
             <w:ind w:left="360" w:firstLine="0"/>
             <w:rPr>
-              <w:rFonts w:ascii="Arial" w:cs="Arial" w:eastAsia="Arial" w:hAnsi="Arial"/>
-              <w:b w:val="0"/>
-              <w:bCs w:val="0"/>
               <w:i w:val="0"/>
               <w:iCs w:val="0"/>
               <w:smallCaps w:val="0"/>
@@ -692,9 +683,6 @@
           <w:hyperlink w:anchor="_heading=h.hnebgqh2ooq5">
             <w:r>
               <w:rPr>
-                <w:rFonts w:ascii="Calibri" w:cs="Calibri" w:eastAsia="Calibri" w:hAnsi="Calibri"/>
-                <w:b w:val="0"/>
-                <w:bCs w:val="0"/>
                 <w:i w:val="0"/>
                 <w:iCs w:val="0"/>
                 <w:smallCaps w:val="0"/>
@@ -727,9 +715,6 @@
             <w:spacing w:after="0" w:before="60" w:line="240" w:lineRule="auto"/>
             <w:ind w:left="360" w:firstLine="0"/>
             <w:rPr>
-              <w:rFonts w:ascii="Arial" w:cs="Arial" w:eastAsia="Arial" w:hAnsi="Arial"/>
-              <w:b w:val="0"/>
-              <w:bCs w:val="0"/>
               <w:i w:val="0"/>
               <w:iCs w:val="0"/>
               <w:smallCaps w:val="0"/>
@@ -745,9 +730,6 @@
           <w:hyperlink w:anchor="_heading=h.9h38o2qm61ta">
             <w:r>
               <w:rPr>
-                <w:rFonts w:ascii="Calibri" w:cs="Calibri" w:eastAsia="Calibri" w:hAnsi="Calibri"/>
-                <w:b w:val="0"/>
-                <w:bCs w:val="0"/>
                 <w:i w:val="0"/>
                 <w:iCs w:val="0"/>
                 <w:smallCaps w:val="0"/>
@@ -780,9 +762,6 @@
             <w:spacing w:after="0" w:before="60" w:line="240" w:lineRule="auto"/>
             <w:ind w:left="360" w:firstLine="0"/>
             <w:rPr>
-              <w:rFonts w:ascii="Arial" w:cs="Arial" w:eastAsia="Arial" w:hAnsi="Arial"/>
-              <w:b w:val="0"/>
-              <w:bCs w:val="0"/>
               <w:i w:val="0"/>
               <w:iCs w:val="0"/>
               <w:smallCaps w:val="0"/>
@@ -798,9 +777,6 @@
           <w:hyperlink w:anchor="_heading=h.c0vogy6wbhw1">
             <w:r>
               <w:rPr>
-                <w:rFonts w:ascii="Calibri" w:cs="Calibri" w:eastAsia="Calibri" w:hAnsi="Calibri"/>
-                <w:b w:val="0"/>
-                <w:bCs w:val="0"/>
                 <w:i w:val="0"/>
                 <w:iCs w:val="0"/>
                 <w:smallCaps w:val="0"/>
@@ -832,7 +808,6 @@
             </w:tabs>
             <w:spacing w:after="0" w:before="60" w:line="240" w:lineRule="auto"/>
             <w:rPr>
-              <w:rFonts w:ascii="Arial" w:cs="Arial" w:eastAsia="Arial" w:hAnsi="Arial"/>
               <w:b w:val="1"/>
               <w:bCs w:val="1"/>
               <w:i w:val="0"/>
@@ -850,7 +825,6 @@
           <w:hyperlink w:anchor="_heading=h.ws0rmb9pzma">
             <w:r>
               <w:rPr>
-                <w:rFonts w:ascii="Calibri" w:cs="Calibri" w:eastAsia="Calibri" w:hAnsi="Calibri"/>
                 <w:b w:val="1"/>
                 <w:bCs w:val="1"/>
                 <w:i w:val="0"/>
@@ -884,7 +858,6 @@
             </w:tabs>
             <w:spacing w:after="0" w:before="60" w:line="240" w:lineRule="auto"/>
             <w:rPr>
-              <w:rFonts w:ascii="Arial" w:cs="Arial" w:eastAsia="Arial" w:hAnsi="Arial"/>
               <w:b w:val="1"/>
               <w:bCs w:val="1"/>
               <w:i w:val="0"/>
@@ -902,7 +875,6 @@
           <w:hyperlink w:anchor="_heading=h.j4l3n3ulbnih">
             <w:r>
               <w:rPr>
-                <w:rFonts w:ascii="Calibri" w:cs="Calibri" w:eastAsia="Calibri" w:hAnsi="Calibri"/>
                 <w:b w:val="1"/>
                 <w:bCs w:val="1"/>
                 <w:i w:val="0"/>
@@ -937,9 +909,6 @@
             <w:spacing w:after="0" w:before="60" w:line="240" w:lineRule="auto"/>
             <w:ind w:left="360" w:firstLine="0"/>
             <w:rPr>
-              <w:rFonts w:ascii="Arial" w:cs="Arial" w:eastAsia="Arial" w:hAnsi="Arial"/>
-              <w:b w:val="0"/>
-              <w:bCs w:val="0"/>
               <w:i w:val="0"/>
               <w:iCs w:val="0"/>
               <w:smallCaps w:val="0"/>
@@ -955,9 +924,6 @@
           <w:hyperlink w:anchor="_heading=h.rzjtrmnsijko">
             <w:r>
               <w:rPr>
-                <w:rFonts w:ascii="Calibri" w:cs="Calibri" w:eastAsia="Calibri" w:hAnsi="Calibri"/>
-                <w:b w:val="0"/>
-                <w:bCs w:val="0"/>
                 <w:i w:val="0"/>
                 <w:iCs w:val="0"/>
                 <w:smallCaps w:val="0"/>
@@ -990,9 +956,6 @@
             <w:spacing w:after="0" w:before="60" w:line="240" w:lineRule="auto"/>
             <w:ind w:left="360" w:firstLine="0"/>
             <w:rPr>
-              <w:rFonts w:ascii="Arial" w:cs="Arial" w:eastAsia="Arial" w:hAnsi="Arial"/>
-              <w:b w:val="0"/>
-              <w:bCs w:val="0"/>
               <w:i w:val="0"/>
               <w:iCs w:val="0"/>
               <w:smallCaps w:val="0"/>
@@ -1008,9 +971,6 @@
           <w:hyperlink w:anchor="_heading=h.cuwzxhmxvmws">
             <w:r>
               <w:rPr>
-                <w:rFonts w:ascii="Calibri" w:cs="Calibri" w:eastAsia="Calibri" w:hAnsi="Calibri"/>
-                <w:b w:val="0"/>
-                <w:bCs w:val="0"/>
                 <w:i w:val="0"/>
                 <w:iCs w:val="0"/>
                 <w:smallCaps w:val="0"/>
@@ -1043,9 +1003,6 @@
             <w:spacing w:after="0" w:before="60" w:line="240" w:lineRule="auto"/>
             <w:ind w:left="360" w:firstLine="0"/>
             <w:rPr>
-              <w:rFonts w:ascii="Arial" w:cs="Arial" w:eastAsia="Arial" w:hAnsi="Arial"/>
-              <w:b w:val="0"/>
-              <w:bCs w:val="0"/>
               <w:i w:val="0"/>
               <w:iCs w:val="0"/>
               <w:smallCaps w:val="0"/>
@@ -1061,9 +1018,6 @@
           <w:hyperlink w:anchor="_heading=h.d8e7mr2c8fw5">
             <w:r>
               <w:rPr>
-                <w:rFonts w:ascii="Calibri" w:cs="Calibri" w:eastAsia="Calibri" w:hAnsi="Calibri"/>
-                <w:b w:val="0"/>
-                <w:bCs w:val="0"/>
                 <w:i w:val="0"/>
                 <w:iCs w:val="0"/>
                 <w:smallCaps w:val="0"/>
@@ -1096,9 +1050,6 @@
             <w:spacing w:after="0" w:before="60" w:line="240" w:lineRule="auto"/>
             <w:ind w:left="360" w:firstLine="0"/>
             <w:rPr>
-              <w:rFonts w:ascii="Arial" w:cs="Arial" w:eastAsia="Arial" w:hAnsi="Arial"/>
-              <w:b w:val="0"/>
-              <w:bCs w:val="0"/>
               <w:i w:val="0"/>
               <w:iCs w:val="0"/>
               <w:smallCaps w:val="0"/>
@@ -1114,9 +1065,6 @@
           <w:hyperlink w:anchor="_heading=h.jg87133634rl">
             <w:r>
               <w:rPr>
-                <w:rFonts w:ascii="Arial" w:cs="Arial" w:eastAsia="Arial" w:hAnsi="Arial"/>
-                <w:b w:val="0"/>
-                <w:bCs w:val="0"/>
                 <w:i w:val="0"/>
                 <w:iCs w:val="0"/>
                 <w:smallCaps w:val="0"/>
@@ -1148,7 +1096,6 @@
             </w:tabs>
             <w:spacing w:after="0" w:before="60" w:line="240" w:lineRule="auto"/>
             <w:rPr>
-              <w:rFonts w:ascii="Arial" w:cs="Arial" w:eastAsia="Arial" w:hAnsi="Arial"/>
               <w:b w:val="1"/>
               <w:bCs w:val="1"/>
               <w:i w:val="0"/>
@@ -1166,7 +1113,6 @@
           <w:hyperlink w:anchor="_heading=h.bcu2yeox34pr">
             <w:r>
               <w:rPr>
-                <w:rFonts w:ascii="Calibri" w:cs="Calibri" w:eastAsia="Calibri" w:hAnsi="Calibri"/>
                 <w:b w:val="1"/>
                 <w:bCs w:val="1"/>
                 <w:i w:val="0"/>
@@ -1201,9 +1147,6 @@
             <w:spacing w:after="0" w:before="60" w:line="240" w:lineRule="auto"/>
             <w:ind w:left="360" w:firstLine="0"/>
             <w:rPr>
-              <w:rFonts w:ascii="Arial" w:cs="Arial" w:eastAsia="Arial" w:hAnsi="Arial"/>
-              <w:b w:val="0"/>
-              <w:bCs w:val="0"/>
               <w:i w:val="0"/>
               <w:iCs w:val="0"/>
               <w:smallCaps w:val="0"/>
@@ -1219,9 +1162,6 @@
           <w:hyperlink w:anchor="_heading=h.11r4n4q9qb8r">
             <w:r>
               <w:rPr>
-                <w:rFonts w:ascii="Calibri" w:cs="Calibri" w:eastAsia="Calibri" w:hAnsi="Calibri"/>
-                <w:b w:val="0"/>
-                <w:bCs w:val="0"/>
                 <w:i w:val="0"/>
                 <w:iCs w:val="0"/>
                 <w:smallCaps w:val="0"/>
@@ -1254,9 +1194,6 @@
             <w:spacing w:after="0" w:before="60" w:line="240" w:lineRule="auto"/>
             <w:ind w:left="360" w:firstLine="0"/>
             <w:rPr>
-              <w:rFonts w:ascii="Arial" w:cs="Arial" w:eastAsia="Arial" w:hAnsi="Arial"/>
-              <w:b w:val="0"/>
-              <w:bCs w:val="0"/>
               <w:i w:val="0"/>
               <w:iCs w:val="0"/>
               <w:smallCaps w:val="0"/>
@@ -1272,9 +1209,6 @@
           <w:hyperlink w:anchor="_heading=h.nthiop21tze9">
             <w:r>
               <w:rPr>
-                <w:rFonts w:ascii="Calibri" w:cs="Calibri" w:eastAsia="Calibri" w:hAnsi="Calibri"/>
-                <w:b w:val="0"/>
-                <w:bCs w:val="0"/>
                 <w:i w:val="0"/>
                 <w:iCs w:val="0"/>
                 <w:smallCaps w:val="0"/>
@@ -1307,9 +1241,6 @@
             <w:spacing w:after="0" w:before="60" w:line="240" w:lineRule="auto"/>
             <w:ind w:left="360" w:firstLine="0"/>
             <w:rPr>
-              <w:rFonts w:ascii="Arial" w:cs="Arial" w:eastAsia="Arial" w:hAnsi="Arial"/>
-              <w:b w:val="0"/>
-              <w:bCs w:val="0"/>
               <w:i w:val="0"/>
               <w:iCs w:val="0"/>
               <w:smallCaps w:val="0"/>
@@ -1325,9 +1256,6 @@
           <w:hyperlink w:anchor="_heading=h.6hbxrxn5s69b">
             <w:r>
               <w:rPr>
-                <w:rFonts w:ascii="Calibri" w:cs="Calibri" w:eastAsia="Calibri" w:hAnsi="Calibri"/>
-                <w:b w:val="0"/>
-                <w:bCs w:val="0"/>
                 <w:i w:val="0"/>
                 <w:iCs w:val="0"/>
                 <w:smallCaps w:val="0"/>
@@ -1360,9 +1288,6 @@
             <w:spacing w:after="0" w:before="60" w:line="240" w:lineRule="auto"/>
             <w:ind w:left="360" w:firstLine="0"/>
             <w:rPr>
-              <w:rFonts w:ascii="Arial" w:cs="Arial" w:eastAsia="Arial" w:hAnsi="Arial"/>
-              <w:b w:val="0"/>
-              <w:bCs w:val="0"/>
               <w:i w:val="0"/>
               <w:iCs w:val="0"/>
               <w:smallCaps w:val="0"/>
@@ -1378,9 +1303,6 @@
           <w:hyperlink w:anchor="_heading=h.nguvhkf63man">
             <w:r>
               <w:rPr>
-                <w:rFonts w:ascii="Calibri" w:cs="Calibri" w:eastAsia="Calibri" w:hAnsi="Calibri"/>
-                <w:b w:val="0"/>
-                <w:bCs w:val="0"/>
                 <w:i w:val="0"/>
                 <w:iCs w:val="0"/>
                 <w:smallCaps w:val="0"/>
@@ -1413,9 +1335,6 @@
             <w:spacing w:after="0" w:before="60" w:line="240" w:lineRule="auto"/>
             <w:ind w:left="360" w:firstLine="0"/>
             <w:rPr>
-              <w:rFonts w:ascii="Arial" w:cs="Arial" w:eastAsia="Arial" w:hAnsi="Arial"/>
-              <w:b w:val="0"/>
-              <w:bCs w:val="0"/>
               <w:i w:val="0"/>
               <w:iCs w:val="0"/>
               <w:smallCaps w:val="0"/>
@@ -1431,9 +1350,6 @@
           <w:hyperlink w:anchor="_heading=h.57gv8ut7pt6m">
             <w:r>
               <w:rPr>
-                <w:rFonts w:ascii="Calibri" w:cs="Calibri" w:eastAsia="Calibri" w:hAnsi="Calibri"/>
-                <w:b w:val="0"/>
-                <w:bCs w:val="0"/>
                 <w:i w:val="0"/>
                 <w:iCs w:val="0"/>
                 <w:smallCaps w:val="0"/>
@@ -1466,9 +1382,6 @@
             <w:spacing w:after="0" w:before="60" w:line="240" w:lineRule="auto"/>
             <w:ind w:left="360" w:firstLine="0"/>
             <w:rPr>
-              <w:rFonts w:ascii="Arial" w:cs="Arial" w:eastAsia="Arial" w:hAnsi="Arial"/>
-              <w:b w:val="0"/>
-              <w:bCs w:val="0"/>
               <w:i w:val="0"/>
               <w:iCs w:val="0"/>
               <w:smallCaps w:val="0"/>
@@ -1484,9 +1397,6 @@
           <w:hyperlink w:anchor="_heading=h.bgee84yeii3u">
             <w:r>
               <w:rPr>
-                <w:rFonts w:ascii="Calibri" w:cs="Calibri" w:eastAsia="Calibri" w:hAnsi="Calibri"/>
-                <w:b w:val="0"/>
-                <w:bCs w:val="0"/>
                 <w:i w:val="0"/>
                 <w:iCs w:val="0"/>
                 <w:smallCaps w:val="0"/>
@@ -1519,9 +1429,6 @@
             <w:spacing w:after="0" w:before="60" w:line="240" w:lineRule="auto"/>
             <w:ind w:left="360" w:firstLine="0"/>
             <w:rPr>
-              <w:rFonts w:ascii="Arial" w:cs="Arial" w:eastAsia="Arial" w:hAnsi="Arial"/>
-              <w:b w:val="0"/>
-              <w:bCs w:val="0"/>
               <w:i w:val="0"/>
               <w:iCs w:val="0"/>
               <w:smallCaps w:val="0"/>
@@ -1537,9 +1444,6 @@
           <w:hyperlink w:anchor="_heading=h.6d9xsdnsuvk">
             <w:r>
               <w:rPr>
-                <w:rFonts w:ascii="Calibri" w:cs="Calibri" w:eastAsia="Calibri" w:hAnsi="Calibri"/>
-                <w:b w:val="0"/>
-                <w:bCs w:val="0"/>
                 <w:i w:val="0"/>
                 <w:iCs w:val="0"/>
                 <w:smallCaps w:val="0"/>
@@ -1572,9 +1476,6 @@
             <w:spacing w:after="0" w:before="60" w:line="240" w:lineRule="auto"/>
             <w:ind w:left="360" w:firstLine="0"/>
             <w:rPr>
-              <w:rFonts w:ascii="Arial" w:cs="Arial" w:eastAsia="Arial" w:hAnsi="Arial"/>
-              <w:b w:val="0"/>
-              <w:bCs w:val="0"/>
               <w:i w:val="0"/>
               <w:iCs w:val="0"/>
               <w:smallCaps w:val="0"/>
@@ -1590,9 +1491,6 @@
           <w:hyperlink w:anchor="_heading=h.bxbbu4j1o0ib">
             <w:r>
               <w:rPr>
-                <w:rFonts w:ascii="Calibri" w:cs="Calibri" w:eastAsia="Calibri" w:hAnsi="Calibri"/>
-                <w:b w:val="0"/>
-                <w:bCs w:val="0"/>
                 <w:i w:val="0"/>
                 <w:iCs w:val="0"/>
                 <w:smallCaps w:val="0"/>
@@ -1625,9 +1523,6 @@
             <w:spacing w:after="0" w:before="60" w:line="240" w:lineRule="auto"/>
             <w:ind w:left="360" w:firstLine="0"/>
             <w:rPr>
-              <w:rFonts w:ascii="Arial" w:cs="Arial" w:eastAsia="Arial" w:hAnsi="Arial"/>
-              <w:b w:val="0"/>
-              <w:bCs w:val="0"/>
               <w:i w:val="0"/>
               <w:iCs w:val="0"/>
               <w:smallCaps w:val="0"/>
@@ -1643,9 +1538,6 @@
           <w:hyperlink w:anchor="_heading=h.6tg8qlim1hph">
             <w:r>
               <w:rPr>
-                <w:rFonts w:ascii="Calibri" w:cs="Calibri" w:eastAsia="Calibri" w:hAnsi="Calibri"/>
-                <w:b w:val="0"/>
-                <w:bCs w:val="0"/>
                 <w:i w:val="0"/>
                 <w:iCs w:val="0"/>
                 <w:smallCaps w:val="0"/>
@@ -1678,9 +1570,6 @@
             <w:spacing w:after="0" w:before="60" w:line="240" w:lineRule="auto"/>
             <w:ind w:left="360" w:firstLine="0"/>
             <w:rPr>
-              <w:rFonts w:ascii="Arial" w:cs="Arial" w:eastAsia="Arial" w:hAnsi="Arial"/>
-              <w:b w:val="0"/>
-              <w:bCs w:val="0"/>
               <w:i w:val="0"/>
               <w:iCs w:val="0"/>
               <w:smallCaps w:val="0"/>
@@ -1696,9 +1585,6 @@
           <w:hyperlink w:anchor="_heading=h.1sp218ni07ga">
             <w:r>
               <w:rPr>
-                <w:rFonts w:ascii="Calibri" w:cs="Calibri" w:eastAsia="Calibri" w:hAnsi="Calibri"/>
-                <w:b w:val="0"/>
-                <w:bCs w:val="0"/>
                 <w:i w:val="0"/>
                 <w:iCs w:val="0"/>
                 <w:smallCaps w:val="0"/>
@@ -1731,9 +1617,6 @@
             <w:spacing w:after="0" w:before="60" w:line="240" w:lineRule="auto"/>
             <w:ind w:left="360" w:firstLine="0"/>
             <w:rPr>
-              <w:rFonts w:ascii="Arial" w:cs="Arial" w:eastAsia="Arial" w:hAnsi="Arial"/>
-              <w:b w:val="0"/>
-              <w:bCs w:val="0"/>
               <w:i w:val="0"/>
               <w:iCs w:val="0"/>
               <w:smallCaps w:val="0"/>
@@ -1749,9 +1632,6 @@
           <w:hyperlink w:anchor="_heading=h.s6bb6640vd5a">
             <w:r>
               <w:rPr>
-                <w:rFonts w:ascii="Calibri" w:cs="Calibri" w:eastAsia="Calibri" w:hAnsi="Calibri"/>
-                <w:b w:val="0"/>
-                <w:bCs w:val="0"/>
                 <w:i w:val="0"/>
                 <w:iCs w:val="0"/>
                 <w:smallCaps w:val="0"/>
@@ -1784,9 +1664,6 @@
             <w:spacing w:after="0" w:before="60" w:line="240" w:lineRule="auto"/>
             <w:ind w:left="360" w:firstLine="0"/>
             <w:rPr>
-              <w:rFonts w:ascii="Arial" w:cs="Arial" w:eastAsia="Arial" w:hAnsi="Arial"/>
-              <w:b w:val="0"/>
-              <w:bCs w:val="0"/>
               <w:i w:val="0"/>
               <w:iCs w:val="0"/>
               <w:smallCaps w:val="0"/>
@@ -1802,9 +1679,6 @@
           <w:hyperlink w:anchor="_heading=h.nixj9qs9wyh8">
             <w:r>
               <w:rPr>
-                <w:rFonts w:ascii="Calibri" w:cs="Calibri" w:eastAsia="Calibri" w:hAnsi="Calibri"/>
-                <w:b w:val="0"/>
-                <w:bCs w:val="0"/>
                 <w:i w:val="0"/>
                 <w:iCs w:val="0"/>
                 <w:smallCaps w:val="0"/>
@@ -1837,9 +1711,6 @@
             <w:spacing w:after="0" w:before="60" w:line="240" w:lineRule="auto"/>
             <w:ind w:left="360" w:firstLine="0"/>
             <w:rPr>
-              <w:rFonts w:ascii="Arial" w:cs="Arial" w:eastAsia="Arial" w:hAnsi="Arial"/>
-              <w:b w:val="0"/>
-              <w:bCs w:val="0"/>
               <w:i w:val="0"/>
               <w:iCs w:val="0"/>
               <w:smallCaps w:val="0"/>
@@ -1855,9 +1726,6 @@
           <w:hyperlink w:anchor="_heading=h.utm4rkqmlw0l">
             <w:r>
               <w:rPr>
-                <w:rFonts w:ascii="Calibri" w:cs="Calibri" w:eastAsia="Calibri" w:hAnsi="Calibri"/>
-                <w:b w:val="0"/>
-                <w:bCs w:val="0"/>
                 <w:i w:val="0"/>
                 <w:iCs w:val="0"/>
                 <w:smallCaps w:val="0"/>
@@ -1890,9 +1758,6 @@
             <w:spacing w:after="0" w:before="60" w:line="240" w:lineRule="auto"/>
             <w:ind w:left="360" w:firstLine="0"/>
             <w:rPr>
-              <w:rFonts w:ascii="Arial" w:cs="Arial" w:eastAsia="Arial" w:hAnsi="Arial"/>
-              <w:b w:val="0"/>
-              <w:bCs w:val="0"/>
               <w:i w:val="0"/>
               <w:iCs w:val="0"/>
               <w:smallCaps w:val="0"/>
@@ -1908,9 +1773,6 @@
           <w:hyperlink w:anchor="_heading=h.sfnyad3f6s0k">
             <w:r>
               <w:rPr>
-                <w:rFonts w:ascii="Arial" w:cs="Arial" w:eastAsia="Arial" w:hAnsi="Arial"/>
-                <w:b w:val="0"/>
-                <w:bCs w:val="0"/>
                 <w:i w:val="0"/>
                 <w:iCs w:val="0"/>
                 <w:smallCaps w:val="0"/>
@@ -1943,9 +1805,6 @@
             <w:spacing w:after="0" w:before="60" w:line="240" w:lineRule="auto"/>
             <w:ind w:left="360" w:firstLine="0"/>
             <w:rPr>
-              <w:rFonts w:ascii="Arial" w:cs="Arial" w:eastAsia="Arial" w:hAnsi="Arial"/>
-              <w:b w:val="0"/>
-              <w:bCs w:val="0"/>
               <w:i w:val="0"/>
               <w:iCs w:val="0"/>
               <w:smallCaps w:val="0"/>
@@ -1961,9 +1820,6 @@
           <w:hyperlink w:anchor="_heading=h.7vkas6bsp4dg">
             <w:r>
               <w:rPr>
-                <w:rFonts w:ascii="Arial" w:cs="Arial" w:eastAsia="Arial" w:hAnsi="Arial"/>
-                <w:b w:val="0"/>
-                <w:bCs w:val="0"/>
                 <w:i w:val="0"/>
                 <w:iCs w:val="0"/>
                 <w:smallCaps w:val="0"/>
@@ -1996,9 +1852,6 @@
             <w:spacing w:after="0" w:before="60" w:line="240" w:lineRule="auto"/>
             <w:ind w:left="360" w:firstLine="0"/>
             <w:rPr>
-              <w:rFonts w:ascii="Arial" w:cs="Arial" w:eastAsia="Arial" w:hAnsi="Arial"/>
-              <w:b w:val="0"/>
-              <w:bCs w:val="0"/>
               <w:i w:val="0"/>
               <w:iCs w:val="0"/>
               <w:smallCaps w:val="0"/>
@@ -2014,9 +1867,6 @@
           <w:hyperlink w:anchor="_heading=h.fzbe3u4taxnz">
             <w:r>
               <w:rPr>
-                <w:rFonts w:ascii="Arial" w:cs="Arial" w:eastAsia="Arial" w:hAnsi="Arial"/>
-                <w:b w:val="0"/>
-                <w:bCs w:val="0"/>
                 <w:i w:val="0"/>
                 <w:iCs w:val="0"/>
                 <w:smallCaps w:val="0"/>
@@ -2049,9 +1899,6 @@
             <w:spacing w:after="0" w:before="60" w:line="240" w:lineRule="auto"/>
             <w:ind w:left="360" w:firstLine="0"/>
             <w:rPr>
-              <w:rFonts w:ascii="Arial" w:cs="Arial" w:eastAsia="Arial" w:hAnsi="Arial"/>
-              <w:b w:val="0"/>
-              <w:bCs w:val="0"/>
               <w:i w:val="0"/>
               <w:iCs w:val="0"/>
               <w:smallCaps w:val="0"/>
@@ -2067,9 +1914,6 @@
           <w:hyperlink w:anchor="_heading=h.da6nappbfm2c">
             <w:r>
               <w:rPr>
-                <w:rFonts w:ascii="Arial" w:cs="Arial" w:eastAsia="Arial" w:hAnsi="Arial"/>
-                <w:b w:val="0"/>
-                <w:bCs w:val="0"/>
                 <w:i w:val="0"/>
                 <w:iCs w:val="0"/>
                 <w:smallCaps w:val="0"/>
@@ -2102,9 +1946,6 @@
             <w:spacing w:after="0" w:before="60" w:line="240" w:lineRule="auto"/>
             <w:ind w:left="360" w:firstLine="0"/>
             <w:rPr>
-              <w:rFonts w:ascii="Arial" w:cs="Arial" w:eastAsia="Arial" w:hAnsi="Arial"/>
-              <w:b w:val="0"/>
-              <w:bCs w:val="0"/>
               <w:i w:val="0"/>
               <w:iCs w:val="0"/>
               <w:smallCaps w:val="0"/>
@@ -2120,9 +1961,6 @@
           <w:hyperlink w:anchor="_heading=h.fcxlu2yrdgpi">
             <w:r>
               <w:rPr>
-                <w:rFonts w:ascii="Arial" w:cs="Arial" w:eastAsia="Arial" w:hAnsi="Arial"/>
-                <w:b w:val="0"/>
-                <w:bCs w:val="0"/>
                 <w:i w:val="0"/>
                 <w:iCs w:val="0"/>
                 <w:smallCaps w:val="0"/>
@@ -2155,9 +1993,6 @@
             <w:spacing w:after="0" w:before="60" w:line="240" w:lineRule="auto"/>
             <w:ind w:left="360" w:firstLine="0"/>
             <w:rPr>
-              <w:rFonts w:ascii="Arial" w:cs="Arial" w:eastAsia="Arial" w:hAnsi="Arial"/>
-              <w:b w:val="0"/>
-              <w:bCs w:val="0"/>
               <w:i w:val="0"/>
               <w:iCs w:val="0"/>
               <w:smallCaps w:val="0"/>
@@ -2173,9 +2008,6 @@
           <w:hyperlink w:anchor="_heading=h.im4u9t2dnan6">
             <w:r>
               <w:rPr>
-                <w:rFonts w:ascii="Arial" w:cs="Arial" w:eastAsia="Arial" w:hAnsi="Arial"/>
-                <w:b w:val="0"/>
-                <w:bCs w:val="0"/>
                 <w:i w:val="0"/>
                 <w:iCs w:val="0"/>
                 <w:smallCaps w:val="0"/>
@@ -2208,9 +2040,6 @@
             <w:spacing w:after="0" w:before="60" w:line="240" w:lineRule="auto"/>
             <w:ind w:left="360" w:firstLine="0"/>
             <w:rPr>
-              <w:rFonts w:ascii="Arial" w:cs="Arial" w:eastAsia="Arial" w:hAnsi="Arial"/>
-              <w:b w:val="0"/>
-              <w:bCs w:val="0"/>
               <w:i w:val="0"/>
               <w:iCs w:val="0"/>
               <w:smallCaps w:val="0"/>
@@ -2226,9 +2055,6 @@
           <w:hyperlink w:anchor="_heading=h.n8w401ojjum0">
             <w:r>
               <w:rPr>
-                <w:rFonts w:ascii="Arial" w:cs="Arial" w:eastAsia="Arial" w:hAnsi="Arial"/>
-                <w:b w:val="0"/>
-                <w:bCs w:val="0"/>
                 <w:i w:val="0"/>
                 <w:iCs w:val="0"/>
                 <w:smallCaps w:val="0"/>
@@ -2261,9 +2087,6 @@
             <w:spacing w:after="0" w:before="60" w:line="240" w:lineRule="auto"/>
             <w:ind w:left="360" w:firstLine="0"/>
             <w:rPr>
-              <w:rFonts w:ascii="Arial" w:cs="Arial" w:eastAsia="Arial" w:hAnsi="Arial"/>
-              <w:b w:val="0"/>
-              <w:bCs w:val="0"/>
               <w:i w:val="0"/>
               <w:iCs w:val="0"/>
               <w:smallCaps w:val="0"/>
@@ -2279,9 +2102,6 @@
           <w:hyperlink w:anchor="_heading=h.2eokon9mqxgj">
             <w:r>
               <w:rPr>
-                <w:rFonts w:ascii="Arial" w:cs="Arial" w:eastAsia="Arial" w:hAnsi="Arial"/>
-                <w:b w:val="0"/>
-                <w:bCs w:val="0"/>
                 <w:i w:val="0"/>
                 <w:iCs w:val="0"/>
                 <w:smallCaps w:val="0"/>
@@ -2314,9 +2134,6 @@
             <w:spacing w:after="0" w:before="60" w:line="240" w:lineRule="auto"/>
             <w:ind w:left="360" w:firstLine="0"/>
             <w:rPr>
-              <w:rFonts w:ascii="Arial" w:cs="Arial" w:eastAsia="Arial" w:hAnsi="Arial"/>
-              <w:b w:val="0"/>
-              <w:bCs w:val="0"/>
               <w:i w:val="0"/>
               <w:iCs w:val="0"/>
               <w:smallCaps w:val="0"/>
@@ -2332,9 +2149,6 @@
           <w:hyperlink w:anchor="_heading=h.ed9te3r2egf5">
             <w:r>
               <w:rPr>
-                <w:rFonts w:ascii="Arial" w:cs="Arial" w:eastAsia="Arial" w:hAnsi="Arial"/>
-                <w:b w:val="0"/>
-                <w:bCs w:val="0"/>
                 <w:i w:val="0"/>
                 <w:iCs w:val="0"/>
                 <w:smallCaps w:val="0"/>
@@ -2367,9 +2181,6 @@
             <w:spacing w:after="0" w:before="60" w:line="240" w:lineRule="auto"/>
             <w:ind w:left="360" w:firstLine="0"/>
             <w:rPr>
-              <w:rFonts w:ascii="Arial" w:cs="Arial" w:eastAsia="Arial" w:hAnsi="Arial"/>
-              <w:b w:val="0"/>
-              <w:bCs w:val="0"/>
               <w:i w:val="0"/>
               <w:iCs w:val="0"/>
               <w:smallCaps w:val="0"/>
@@ -2385,9 +2196,6 @@
           <w:hyperlink w:anchor="_heading=h.oe4jmycnt85k">
             <w:r>
               <w:rPr>
-                <w:rFonts w:ascii="Arial" w:cs="Arial" w:eastAsia="Arial" w:hAnsi="Arial"/>
-                <w:b w:val="0"/>
-                <w:bCs w:val="0"/>
                 <w:i w:val="0"/>
                 <w:iCs w:val="0"/>
                 <w:smallCaps w:val="0"/>
@@ -2419,7 +2227,6 @@
             </w:tabs>
             <w:spacing w:after="0" w:before="60" w:line="240" w:lineRule="auto"/>
             <w:rPr>
-              <w:rFonts w:ascii="Arial" w:cs="Arial" w:eastAsia="Arial" w:hAnsi="Arial"/>
               <w:b w:val="1"/>
               <w:bCs w:val="1"/>
               <w:i w:val="0"/>
@@ -2437,7 +2244,6 @@
           <w:hyperlink w:anchor="_heading=h.6p5vtb21usi2">
             <w:r>
               <w:rPr>
-                <w:rFonts w:ascii="Calibri" w:cs="Calibri" w:eastAsia="Calibri" w:hAnsi="Calibri"/>
                 <w:b w:val="1"/>
                 <w:bCs w:val="1"/>
                 <w:i w:val="0"/>
@@ -2472,9 +2278,6 @@
             <w:spacing w:after="0" w:before="60" w:line="240" w:lineRule="auto"/>
             <w:ind w:left="360" w:firstLine="0"/>
             <w:rPr>
-              <w:rFonts w:ascii="Arial" w:cs="Arial" w:eastAsia="Arial" w:hAnsi="Arial"/>
-              <w:b w:val="0"/>
-              <w:bCs w:val="0"/>
               <w:i w:val="0"/>
               <w:iCs w:val="0"/>
               <w:smallCaps w:val="0"/>
@@ -2490,9 +2293,6 @@
           <w:hyperlink w:anchor="_heading=h.fovmcri34ar4">
             <w:r>
               <w:rPr>
-                <w:rFonts w:ascii="Calibri" w:cs="Calibri" w:eastAsia="Calibri" w:hAnsi="Calibri"/>
-                <w:b w:val="0"/>
-                <w:bCs w:val="0"/>
                 <w:i w:val="0"/>
                 <w:iCs w:val="0"/>
                 <w:smallCaps w:val="0"/>
@@ -2525,9 +2325,6 @@
             <w:spacing w:after="0" w:before="60" w:line="240" w:lineRule="auto"/>
             <w:ind w:left="360" w:firstLine="0"/>
             <w:rPr>
-              <w:rFonts w:ascii="Arial" w:cs="Arial" w:eastAsia="Arial" w:hAnsi="Arial"/>
-              <w:b w:val="0"/>
-              <w:bCs w:val="0"/>
               <w:i w:val="0"/>
               <w:iCs w:val="0"/>
               <w:smallCaps w:val="0"/>
@@ -2543,9 +2340,6 @@
           <w:hyperlink w:anchor="_heading=h.5iqpts8m4osg">
             <w:r>
               <w:rPr>
-                <w:rFonts w:ascii="Calibri" w:cs="Calibri" w:eastAsia="Calibri" w:hAnsi="Calibri"/>
-                <w:b w:val="0"/>
-                <w:bCs w:val="0"/>
                 <w:i w:val="0"/>
                 <w:iCs w:val="0"/>
                 <w:smallCaps w:val="0"/>
@@ -2578,9 +2372,6 @@
             <w:spacing w:after="0" w:before="60" w:line="240" w:lineRule="auto"/>
             <w:ind w:left="360" w:firstLine="0"/>
             <w:rPr>
-              <w:rFonts w:ascii="Arial" w:cs="Arial" w:eastAsia="Arial" w:hAnsi="Arial"/>
-              <w:b w:val="0"/>
-              <w:bCs w:val="0"/>
               <w:i w:val="0"/>
               <w:iCs w:val="0"/>
               <w:smallCaps w:val="0"/>
@@ -2596,9 +2387,6 @@
           <w:hyperlink w:anchor="_heading=h.3w872z9a1xg2">
             <w:r>
               <w:rPr>
-                <w:rFonts w:ascii="Calibri" w:cs="Calibri" w:eastAsia="Calibri" w:hAnsi="Calibri"/>
-                <w:b w:val="0"/>
-                <w:bCs w:val="0"/>
                 <w:i w:val="0"/>
                 <w:iCs w:val="0"/>
                 <w:smallCaps w:val="0"/>
@@ -2631,9 +2419,6 @@
             <w:spacing w:after="0" w:before="60" w:line="240" w:lineRule="auto"/>
             <w:ind w:left="360" w:firstLine="0"/>
             <w:rPr>
-              <w:rFonts w:ascii="Arial" w:cs="Arial" w:eastAsia="Arial" w:hAnsi="Arial"/>
-              <w:b w:val="0"/>
-              <w:bCs w:val="0"/>
               <w:i w:val="0"/>
               <w:iCs w:val="0"/>
               <w:smallCaps w:val="0"/>
@@ -2649,9 +2434,6 @@
           <w:hyperlink w:anchor="_heading=h.imcgb6ommdmn">
             <w:r>
               <w:rPr>
-                <w:rFonts w:ascii="Calibri" w:cs="Calibri" w:eastAsia="Calibri" w:hAnsi="Calibri"/>
-                <w:b w:val="0"/>
-                <w:bCs w:val="0"/>
                 <w:i w:val="0"/>
                 <w:iCs w:val="0"/>
                 <w:smallCaps w:val="0"/>
@@ -2684,9 +2466,6 @@
             <w:spacing w:after="0" w:before="60" w:line="240" w:lineRule="auto"/>
             <w:ind w:left="360" w:firstLine="0"/>
             <w:rPr>
-              <w:rFonts w:ascii="Arial" w:cs="Arial" w:eastAsia="Arial" w:hAnsi="Arial"/>
-              <w:b w:val="0"/>
-              <w:bCs w:val="0"/>
               <w:i w:val="0"/>
               <w:iCs w:val="0"/>
               <w:smallCaps w:val="0"/>
@@ -2702,9 +2481,6 @@
           <w:hyperlink w:anchor="_heading=h.1phln625rd5s">
             <w:r>
               <w:rPr>
-                <w:rFonts w:ascii="Calibri" w:cs="Calibri" w:eastAsia="Calibri" w:hAnsi="Calibri"/>
-                <w:b w:val="0"/>
-                <w:bCs w:val="0"/>
                 <w:i w:val="0"/>
                 <w:iCs w:val="0"/>
                 <w:smallCaps w:val="0"/>
@@ -2737,9 +2513,6 @@
             <w:spacing w:after="0" w:before="60" w:line="240" w:lineRule="auto"/>
             <w:ind w:left="360" w:firstLine="0"/>
             <w:rPr>
-              <w:rFonts w:ascii="Arial" w:cs="Arial" w:eastAsia="Arial" w:hAnsi="Arial"/>
-              <w:b w:val="0"/>
-              <w:bCs w:val="0"/>
               <w:i w:val="0"/>
               <w:iCs w:val="0"/>
               <w:smallCaps w:val="0"/>
@@ -2755,9 +2528,6 @@
           <w:hyperlink w:anchor="_heading=h.o2ovyp9r22xm">
             <w:r>
               <w:rPr>
-                <w:rFonts w:ascii="Calibri" w:cs="Calibri" w:eastAsia="Calibri" w:hAnsi="Calibri"/>
-                <w:b w:val="0"/>
-                <w:bCs w:val="0"/>
                 <w:i w:val="0"/>
                 <w:iCs w:val="0"/>
                 <w:smallCaps w:val="0"/>
@@ -2789,7 +2559,6 @@
             </w:tabs>
             <w:spacing w:after="0" w:before="60" w:line="240" w:lineRule="auto"/>
             <w:rPr>
-              <w:rFonts w:ascii="Arial" w:cs="Arial" w:eastAsia="Arial" w:hAnsi="Arial"/>
               <w:b w:val="1"/>
               <w:bCs w:val="1"/>
               <w:i w:val="0"/>
@@ -2807,7 +2576,6 @@
           <w:hyperlink w:anchor="_heading=h.2yvx2r2u0187">
             <w:r>
               <w:rPr>
-                <w:rFonts w:ascii="Arial" w:cs="Arial" w:eastAsia="Arial" w:hAnsi="Arial"/>
                 <w:b w:val="1"/>
                 <w:bCs w:val="1"/>
                 <w:i w:val="0"/>
@@ -2842,9 +2610,6 @@
             <w:spacing w:after="0" w:before="60" w:line="240" w:lineRule="auto"/>
             <w:ind w:left="360" w:firstLine="0"/>
             <w:rPr>
-              <w:rFonts w:ascii="Arial" w:cs="Arial" w:eastAsia="Arial" w:hAnsi="Arial"/>
-              <w:b w:val="0"/>
-              <w:bCs w:val="0"/>
               <w:i w:val="0"/>
               <w:iCs w:val="0"/>
               <w:smallCaps w:val="0"/>
@@ -2860,9 +2625,6 @@
           <w:hyperlink w:anchor="_heading=h.a495hzrcrbdn">
             <w:r>
               <w:rPr>
-                <w:rFonts w:ascii="Arial" w:cs="Arial" w:eastAsia="Arial" w:hAnsi="Arial"/>
-                <w:b w:val="0"/>
-                <w:bCs w:val="0"/>
                 <w:i w:val="0"/>
                 <w:iCs w:val="0"/>
                 <w:smallCaps w:val="0"/>
@@ -3424,7 +3186,7 @@
     <w:sdt>
       <w:sdtPr>
         <w:lock w:val="contentLocked"/>
-        <w:id w:val="1640818411"/>
+        <w:id w:val="90017491"/>
         <w:tag w:val="goog_rdk_0"/>
       </w:sdtPr>
       <w:sdtContent>
@@ -5215,7 +4977,7 @@
     <w:sdt>
       <w:sdtPr>
         <w:lock w:val="contentLocked"/>
-        <w:id w:val="1752401569"/>
+        <w:id w:val="-351272288"/>
         <w:tag w:val="goog_rdk_1"/>
       </w:sdtPr>
       <w:sdtContent>
@@ -5659,7 +5421,7 @@
     <w:sdt>
       <w:sdtPr>
         <w:lock w:val="contentLocked"/>
-        <w:id w:val="1141801892"/>
+        <w:id w:val="-1098008796"/>
         <w:tag w:val="goog_rdk_2"/>
       </w:sdtPr>
       <w:sdtContent>
@@ -5998,7 +5760,7 @@
     <w:sdt>
       <w:sdtPr>
         <w:lock w:val="contentLocked"/>
-        <w:id w:val="-1929217043"/>
+        <w:id w:val="-1750759397"/>
         <w:tag w:val="goog_rdk_3"/>
       </w:sdtPr>
       <w:sdtContent>
@@ -6349,7 +6111,7 @@
     <w:sdt>
       <w:sdtPr>
         <w:lock w:val="contentLocked"/>
-        <w:id w:val="-1143666814"/>
+        <w:id w:val="-1437415064"/>
         <w:tag w:val="goog_rdk_4"/>
       </w:sdtPr>
       <w:sdtContent>
@@ -6796,7 +6558,7 @@
     <w:sdt>
       <w:sdtPr>
         <w:lock w:val="contentLocked"/>
-        <w:id w:val="-1054342314"/>
+        <w:id w:val="2027086837"/>
         <w:tag w:val="goog_rdk_5"/>
       </w:sdtPr>
       <w:sdtContent>
@@ -7147,7 +6909,7 @@
     <w:sdt>
       <w:sdtPr>
         <w:lock w:val="contentLocked"/>
-        <w:id w:val="-280583718"/>
+        <w:id w:val="1453239698"/>
         <w:tag w:val="goog_rdk_6"/>
       </w:sdtPr>
       <w:sdtContent>
@@ -7522,7 +7284,7 @@
     <w:sdt>
       <w:sdtPr>
         <w:lock w:val="contentLocked"/>
-        <w:id w:val="-1961110307"/>
+        <w:id w:val="2064482357"/>
         <w:tag w:val="goog_rdk_7"/>
       </w:sdtPr>
       <w:sdtContent>
@@ -7690,6 +7452,37 @@
                   <w:t xml:space="preserve">El sistema debe permitir al líder de proyectos administrar los proyectos mediante operaciones de registro, consulta, actualización e inhabilitación lógica. Asimismo, deberá permitir asignar desarrolladores habilitados al equipo de trabajo del proyecto, consultar su estado y visualizar el avance general del proyecto. Todas las operaciones deberán cumplir las reglas de negocio definidas y registrarse para efectos de trazabilidad. Finalmente, el equipo del proyecto administra la membresía y solo miembros activos pueden recibir actividades.</w:t>
                 </w:r>
               </w:p>
+              <w:p>
+                <w:pPr>
+                  <w:spacing w:after="0" w:line="240" w:lineRule="auto"/>
+                  <w:rPr>
+                    <w:sz w:val="24"/>
+                    <w:szCs w:val="24"/>
+                  </w:rPr>
+                </w:pPr>
+                <w:r>
+                  <w:rPr>
+                    <w:rtl w:val="0"/>
+                  </w:rPr>
+                </w:r>
+              </w:p>
+              <w:p>
+                <w:pPr>
+                  <w:spacing w:after="0" w:line="240" w:lineRule="auto"/>
+                  <w:rPr>
+                    <w:sz w:val="24"/>
+                    <w:szCs w:val="24"/>
+                  </w:rPr>
+                </w:pPr>
+                <w:r>
+                  <w:rPr>
+                    <w:sz w:val="24"/>
+                    <w:szCs w:val="24"/>
+                    <w:rtl w:val="0"/>
+                  </w:rPr>
+                  <w:t xml:space="preserve">El sistema debe impedir que un Coordinador integre el equipo de un proyecto y debe garantizar que exista un único Líder de Proyecto vigente por proyecto, reemplazando automáticamente al anterior al asignar uno nuevo.</w:t>
+                </w:r>
+              </w:p>
             </w:tc>
           </w:tr>
           <w:tr>
@@ -7873,7 +7666,7 @@
     <w:sdt>
       <w:sdtPr>
         <w:lock w:val="contentLocked"/>
-        <w:id w:val="-1062636610"/>
+        <w:id w:val="-1712336996"/>
         <w:tag w:val="goog_rdk_8"/>
       </w:sdtPr>
       <w:sdtContent>
@@ -8041,6 +7834,37 @@
                   <w:t xml:space="preserve">El sistema debe permitir al líder de proyectos administrar las etapas de cada proyecto mediante operaciones de registro, consulta, actualización y eliminación cuando las reglas de negocio lo permitan. Cada etapa deberá pertenecer a un proyecto válido y el sistema deberá impedir operaciones que comprometan la integridad de la información o las actividades asociadas.</w:t>
                 </w:r>
               </w:p>
+              <w:p>
+                <w:pPr>
+                  <w:spacing w:after="0" w:line="240" w:lineRule="auto"/>
+                  <w:rPr>
+                    <w:sz w:val="24"/>
+                    <w:szCs w:val="24"/>
+                  </w:rPr>
+                </w:pPr>
+                <w:r>
+                  <w:rPr>
+                    <w:rtl w:val="0"/>
+                  </w:rPr>
+                </w:r>
+              </w:p>
+              <w:p>
+                <w:pPr>
+                  <w:spacing w:after="0" w:line="240" w:lineRule="auto"/>
+                  <w:rPr>
+                    <w:sz w:val="24"/>
+                    <w:szCs w:val="24"/>
+                  </w:rPr>
+                </w:pPr>
+                <w:r>
+                  <w:rPr>
+                    <w:sz w:val="24"/>
+                    <w:szCs w:val="24"/>
+                    <w:rtl w:val="0"/>
+                  </w:rPr>
+                  <w:t xml:space="preserve">El sistema debe conservar un registro histórico (snapshot) del estado de la etapa en la trazabilidad antes de su eliminación.</w:t>
+                </w:r>
+              </w:p>
             </w:tc>
           </w:tr>
           <w:tr>
@@ -8224,7 +8048,7 @@
     <w:sdt>
       <w:sdtPr>
         <w:lock w:val="contentLocked"/>
-        <w:id w:val="496664399"/>
+        <w:id w:val="-2071978490"/>
         <w:tag w:val="goog_rdk_9"/>
       </w:sdtPr>
       <w:sdtContent>
@@ -8392,6 +8216,37 @@
                   <w:t xml:space="preserve">El sistema debe permitir al líder de proyectos registrar, consultar y actualizar las actividades asociadas a las etapas del proyecto, asignándole a desarrolladores pertenecientes al equipo del proyecto. El sistema deberá validar las reglas de negocio relacionadas con estados, reglas de fechas, estados válidos, transición de estados, asignaciones y dependencias, garantizando la consistencia de la planificación y registrando la trazabilidad de las operaciones realizadas.</w:t>
                 </w:r>
               </w:p>
+              <w:p>
+                <w:pPr>
+                  <w:spacing w:after="0" w:line="240" w:lineRule="auto"/>
+                  <w:rPr>
+                    <w:sz w:val="24"/>
+                    <w:szCs w:val="24"/>
+                  </w:rPr>
+                </w:pPr>
+                <w:r>
+                  <w:rPr>
+                    <w:rtl w:val="0"/>
+                  </w:rPr>
+                </w:r>
+              </w:p>
+              <w:p>
+                <w:pPr>
+                  <w:spacing w:after="0" w:line="240" w:lineRule="auto"/>
+                  <w:rPr>
+                    <w:sz w:val="24"/>
+                    <w:szCs w:val="24"/>
+                  </w:rPr>
+                </w:pPr>
+                <w:r>
+                  <w:rPr>
+                    <w:sz w:val="24"/>
+                    <w:szCs w:val="24"/>
+                    <w:rtl w:val="0"/>
+                  </w:rPr>
+                  <w:t xml:space="preserve">El sistema debe restringir el cambio de estado de una actividad a proyectos que se encuentren en estado "En ejecución", y debe gestionar automáticamente la fecha de finalización según el estado resultante.</w:t>
+                </w:r>
+              </w:p>
             </w:tc>
           </w:tr>
           <w:tr>
@@ -8575,7 +8430,7 @@
     <w:sdt>
       <w:sdtPr>
         <w:lock w:val="contentLocked"/>
-        <w:id w:val="-1779775438"/>
+        <w:id w:val="726105270"/>
         <w:tag w:val="goog_rdk_10"/>
       </w:sdtPr>
       <w:sdtContent>
@@ -8743,6 +8598,37 @@
                   <w:t xml:space="preserve">El sistema debe permitir al líder de proyectos consultar reportes relacionados con las actividades e interrupciones del proyecto, consolidando la información registrada para facilitar el seguimiento operativo. Asimismo, deberá permitir exportar los reportes en los formatos habilitados por el sistema, informando cuando no existan datos disponibles para la consulta solicitada.</w:t>
                 </w:r>
               </w:p>
+              <w:p>
+                <w:pPr>
+                  <w:spacing w:after="0" w:line="240" w:lineRule="auto"/>
+                  <w:rPr>
+                    <w:sz w:val="24"/>
+                    <w:szCs w:val="24"/>
+                  </w:rPr>
+                </w:pPr>
+                <w:r>
+                  <w:rPr>
+                    <w:rtl w:val="0"/>
+                  </w:rPr>
+                </w:r>
+              </w:p>
+              <w:p>
+                <w:pPr>
+                  <w:spacing w:after="0" w:line="240" w:lineRule="auto"/>
+                  <w:rPr>
+                    <w:sz w:val="24"/>
+                    <w:szCs w:val="24"/>
+                  </w:rPr>
+                </w:pPr>
+                <w:r>
+                  <w:rPr>
+                    <w:sz w:val="24"/>
+                    <w:szCs w:val="24"/>
+                    <w:rtl w:val="0"/>
+                  </w:rPr>
+                  <w:t xml:space="preserve">El sistema debe soportar formatos TXT, CSV, PDF y Excel, y debe restringir el acceso a esta funcionalidad exclusivamente al Líder de Proyecto.</w:t>
+                </w:r>
+              </w:p>
             </w:tc>
           </w:tr>
           <w:tr>
@@ -8926,7 +8812,7 @@
     <w:sdt>
       <w:sdtPr>
         <w:lock w:val="contentLocked"/>
-        <w:id w:val="-1106155566"/>
+        <w:id w:val="542023062"/>
         <w:tag w:val="goog_rdk_11"/>
       </w:sdtPr>
       <w:sdtContent>
@@ -9091,7 +8977,7 @@
                     <w:szCs w:val="24"/>
                     <w:rtl w:val="0"/>
                   </w:rPr>
-                  <w:t xml:space="preserve">El sistema debe permitir al desarrollador consultar las actividades que le han sido asignadas y actualizar su estado conforme al flujo definido por el negocio. Cada cambio deberá validar los permisos del usuario, registrar automáticamente la fecha y hora de la actualización,  conservar la trazabilidad de las transiciones realizadas sobre la actividad y no permitir transiciones inválidas.. El cambio de estado sólo puede realizarlo el desarrollador responsable.</w:t>
+                  <w:t xml:space="preserve">El sistema debe permitir al desarrollador registrar los errores identificados durante la ejecución de sus actividades, asociándolos al proyecto, la etapa, el tipo de error y un nivel de criticidad. El sistema deberá gestionar el ciclo de vida del error mediante los estados Abierto, En progreso, Resuelto y Descartado, notificando automáticamente al Líder de Proyecto vigente cuando el error registrado tenga severidad Alta o Crítica. El sistema deberá validar la información ingresada, garantizar la consistencia de los datos y conservar el historial del registro para fines de seguimiento y análisis de calidad.</w:t>
                 </w:r>
               </w:p>
             </w:tc>
@@ -9277,7 +9163,7 @@
     <w:sdt>
       <w:sdtPr>
         <w:lock w:val="contentLocked"/>
-        <w:id w:val="1275642585"/>
+        <w:id w:val="-901865561"/>
         <w:tag w:val="goog_rdk_12"/>
       </w:sdtPr>
       <w:sdtContent>
@@ -9628,7 +9514,7 @@
     <w:sdt>
       <w:sdtPr>
         <w:lock w:val="contentLocked"/>
-        <w:id w:val="-79602896"/>
+        <w:id w:val="1844609871"/>
         <w:tag w:val="goog_rdk_13"/>
       </w:sdtPr>
       <w:sdtContent>
@@ -9793,7 +9679,21 @@
                     <w:szCs w:val="24"/>
                     <w:rtl w:val="0"/>
                   </w:rPr>
-                  <w:t xml:space="preserve">El sistema debe permitir al desarrollador registrar las interrupciones que afecten la ejecución de sus actividades, asociándolas al proyecto, la etapa y el tipo de interrupción correspondiente. El sistema deberá validar la información ingresada, garantizar la consistencia de los datos registrados y conservar el historial para apoyar el seguimiento operativo y el análisis del proyecto.</w:t>
+                  <w:t xml:space="preserve">El sistema debe permitir al desarrollador registrar las interrupciones que afecten la ejecución de sus actividades, asociándolas al proyecto, la etapa y el tipo de interrupción correspondiente. El sistema debe impedir el registro de interrupciones sobre actividades en estado Finalizada o Cancelada. El sistema deberá validar la información ingresada, garantizar la consistencia de los datos registrados y conservar el historial para apoyar el seguimiento operativo y el análisis del proyecto.</w:t>
+                </w:r>
+              </w:p>
+              <w:p>
+                <w:pPr>
+                  <w:spacing w:after="0" w:line="240" w:lineRule="auto"/>
+                  <w:rPr>
+                    <w:sz w:val="24"/>
+                    <w:szCs w:val="24"/>
+                  </w:rPr>
+                </w:pPr>
+                <w:r>
+                  <w:rPr>
+                    <w:rtl w:val="0"/>
+                  </w:rPr>
                 </w:r>
               </w:p>
             </w:tc>
@@ -9979,7 +9879,7 @@
     <w:sdt>
       <w:sdtPr>
         <w:lock w:val="contentLocked"/>
-        <w:id w:val="84449024"/>
+        <w:id w:val="79261750"/>
         <w:tag w:val="goog_rdk_14"/>
       </w:sdtPr>
       <w:sdtContent>
@@ -10319,7 +10219,7 @@
     <w:sdt>
       <w:sdtPr>
         <w:lock w:val="contentLocked"/>
-        <w:id w:val="2095181604"/>
+        <w:id w:val="1681191708"/>
         <w:tag w:val="goog_rdk_15"/>
       </w:sdtPr>
       <w:sdtContent>
@@ -10659,7 +10559,7 @@
     <w:sdt>
       <w:sdtPr>
         <w:lock w:val="contentLocked"/>
-        <w:id w:val="-147809459"/>
+        <w:id w:val="-1498422376"/>
         <w:tag w:val="goog_rdk_16"/>
       </w:sdtPr>
       <w:sdtContent>
@@ -11000,7 +10900,7 @@
     <w:sdt>
       <w:sdtPr>
         <w:lock w:val="contentLocked"/>
-        <w:id w:val="-155246707"/>
+        <w:id w:val="-1637740396"/>
         <w:tag w:val="goog_rdk_17"/>
       </w:sdtPr>
       <w:sdtContent>
@@ -11341,7 +11241,7 @@
     <w:sdt>
       <w:sdtPr>
         <w:lock w:val="contentLocked"/>
-        <w:id w:val="1205784482"/>
+        <w:id w:val="-779486609"/>
         <w:tag w:val="goog_rdk_18"/>
       </w:sdtPr>
       <w:sdtContent>
@@ -11509,6 +11409,37 @@
                   <w:t xml:space="preserve">El sistema debe permitir consultar el historial de cambios realizados sobre las entidades auditadas, registrando automáticamente las operaciones de creación, actualización e inhabilitación lógica efectuadas por los trabajadores autorizados. La información deberá conservar el usuario responsable, la fecha, la hora, la operación realizada, qué entidades generan trazabilidad y la entidad afectada para garantizar la trazabilidad del sistema.</w:t>
                 </w:r>
               </w:p>
+              <w:p>
+                <w:pPr>
+                  <w:spacing w:after="0" w:line="240" w:lineRule="auto"/>
+                  <w:rPr>
+                    <w:sz w:val="24"/>
+                    <w:szCs w:val="24"/>
+                  </w:rPr>
+                </w:pPr>
+                <w:r>
+                  <w:rPr>
+                    <w:rtl w:val="0"/>
+                  </w:rPr>
+                </w:r>
+              </w:p>
+              <w:p>
+                <w:pPr>
+                  <w:spacing w:after="0" w:line="240" w:lineRule="auto"/>
+                  <w:rPr>
+                    <w:sz w:val="24"/>
+                    <w:szCs w:val="24"/>
+                  </w:rPr>
+                </w:pPr>
+                <w:r>
+                  <w:rPr>
+                    <w:sz w:val="24"/>
+                    <w:szCs w:val="24"/>
+                    <w:rtl w:val="0"/>
+                  </w:rPr>
+                  <w:t xml:space="preserve">El sistema debe conservar, para cada operación de eliminación, un snapshot del estado del registro afectado dentro del detalle de la trazabilidad.</w:t>
+                </w:r>
+              </w:p>
             </w:tc>
           </w:tr>
           <w:tr>
@@ -11682,7 +11613,7 @@
     <w:sdt>
       <w:sdtPr>
         <w:lock w:val="contentLocked"/>
-        <w:id w:val="1936580858"/>
+        <w:id w:val="597490347"/>
         <w:tag w:val="goog_rdk_19"/>
       </w:sdtPr>
       <w:sdtContent>
@@ -12023,7 +11954,7 @@
     <w:sdt>
       <w:sdtPr>
         <w:lock w:val="contentLocked"/>
-        <w:id w:val="-255219699"/>
+        <w:id w:val="686569660"/>
         <w:tag w:val="goog_rdk_20"/>
       </w:sdtPr>
       <w:sdtContent>
@@ -12364,7 +12295,7 @@
     <w:sdt>
       <w:sdtPr>
         <w:lock w:val="contentLocked"/>
-        <w:id w:val="55285836"/>
+        <w:id w:val="1392171075"/>
         <w:tag w:val="goog_rdk_21"/>
       </w:sdtPr>
       <w:sdtContent>
@@ -12705,7 +12636,7 @@
     <w:sdt>
       <w:sdtPr>
         <w:lock w:val="contentLocked"/>
-        <w:id w:val="1828860098"/>
+        <w:id w:val="-1816010360"/>
         <w:tag w:val="goog_rdk_22"/>
       </w:sdtPr>
       <w:sdtContent>
@@ -13046,7 +12977,7 @@
     <w:sdt>
       <w:sdtPr>
         <w:lock w:val="contentLocked"/>
-        <w:id w:val="1598533931"/>
+        <w:id w:val="2122229264"/>
         <w:tag w:val="goog_rdk_23"/>
       </w:sdtPr>
       <w:sdtContent>
@@ -13214,6 +13145,37 @@
                   <w:t xml:space="preserve">El sistema debe proporcionar un centro de notificaciones que informe a cada trabajador sobre los eventos relevantes asociados a sus responsabilidades dentro del sistema. Las notificaciones deberán generarse automáticamente a partir de eventos definidos por el negocio, permitir consultar su detalle, diferenciar los estados de lectura y conservar un historial de las notificaciones recientes del usuario.</w:t>
                 </w:r>
               </w:p>
+              <w:p>
+                <w:pPr>
+                  <w:spacing w:after="0" w:line="240" w:lineRule="auto"/>
+                  <w:rPr>
+                    <w:sz w:val="24"/>
+                    <w:szCs w:val="24"/>
+                  </w:rPr>
+                </w:pPr>
+                <w:r>
+                  <w:rPr>
+                    <w:rtl w:val="0"/>
+                  </w:rPr>
+                </w:r>
+              </w:p>
+              <w:p>
+                <w:pPr>
+                  <w:spacing w:after="0" w:line="240" w:lineRule="auto"/>
+                  <w:rPr>
+                    <w:sz w:val="24"/>
+                    <w:szCs w:val="24"/>
+                  </w:rPr>
+                </w:pPr>
+                <w:r>
+                  <w:rPr>
+                    <w:sz w:val="24"/>
+                    <w:szCs w:val="24"/>
+                    <w:rtl w:val="0"/>
+                  </w:rPr>
+                  <w:t xml:space="preserve">Los eventos que generan notificación automática incluyen, como mínimo: asignación de un usuario a un proyecto, asignación de una actividad a un desarrollador, registro de un error con severidad Alta o Crítica, y recepción de un nuevo mensaje de contacto.</w:t>
+                </w:r>
+              </w:p>
             </w:tc>
           </w:tr>
           <w:tr>
@@ -13371,60 +13333,22 @@
     </w:p>
     <w:p>
       <w:pPr>
-        <w:pStyle w:val="Heading1"/>
-        <w:numPr>
-          <w:ilvl w:val="0"/>
-          <w:numId w:val="3"/>
-        </w:numPr>
-        <w:ind w:left="720" w:hanging="360"/>
-        <w:jc w:val="center"/>
-        <w:rPr>
-          <w:rFonts w:ascii="Calibri" w:cs="Calibri" w:eastAsia="Calibri" w:hAnsi="Calibri"/>
-        </w:rPr>
-      </w:pPr>
-      <w:bookmarkStart w:colFirst="0" w:colLast="0" w:name="_heading=h.6p5vtb21usi2" w:id="46"/>
+        <w:pStyle w:val="Heading2"/>
+        <w:rPr/>
+      </w:pPr>
+      <w:bookmarkStart w:colFirst="0" w:colLast="0" w:name="_heading=h.vu4ul7mcyk6a" w:id="46"/>
       <w:bookmarkEnd w:id="46"/>
       <w:r>
         <w:rPr>
-          <w:b w:val="1"/>
-          <w:bCs w:val="1"/>
-          <w:color w:val="000000"/>
-          <w:sz w:val="24"/>
-          <w:szCs w:val="24"/>
           <w:rtl w:val="0"/>
         </w:rPr>
-        <w:t xml:space="preserve">REQUERIMIENTOS NO FUNCIONALES DEL SISTEMA</w:t>
-      </w:r>
-    </w:p>
-    <w:p>
-      <w:pPr>
-        <w:pStyle w:val="Heading2"/>
-        <w:rPr>
-          <w:sz w:val="24"/>
-          <w:szCs w:val="24"/>
-        </w:rPr>
-      </w:pPr>
-      <w:bookmarkStart w:colFirst="0" w:colLast="0" w:name="_heading=h.fovmcri34ar4" w:id="47"/>
-      <w:bookmarkEnd w:id="47"/>
-      <w:r>
-        <w:rPr>
-          <w:color w:val="000000"/>
-          <w:sz w:val="24"/>
-          <w:szCs w:val="24"/>
-          <w:rtl w:val="0"/>
-        </w:rPr>
-        <w:t xml:space="preserve">5.1 RNF-001: </w:t>
-      </w:r>
-      <w:r>
-        <w:rPr>
-          <w:rtl w:val="0"/>
-        </w:rPr>
+        <w:t xml:space="preserve">4.24 RF-024: </w:t>
       </w:r>
     </w:p>
     <w:sdt>
       <w:sdtPr>
         <w:lock w:val="contentLocked"/>
-        <w:id w:val="-2132025511"/>
+        <w:id w:val="-1223178643"/>
         <w:tag w:val="goog_rdk_24"/>
       </w:sdtPr>
       <w:sdtContent>
@@ -13519,7 +13443,7 @@
                     <w:szCs w:val="24"/>
                     <w:rtl w:val="0"/>
                   </w:rPr>
-                  <w:t xml:space="preserve">Seguridad en la autenticación</w:t>
+                  <w:t xml:space="preserve">Recuperación de contraseña</w:t>
                 </w:r>
               </w:p>
             </w:tc>
@@ -13562,7 +13486,7 @@
                     <w:szCs w:val="24"/>
                     <w:rtl w:val="0"/>
                   </w:rPr>
-                  <w:t xml:space="preserve">Categoría</w:t>
+                  <w:t xml:space="preserve">Descripción Detallada</w:t>
                 </w:r>
               </w:p>
             </w:tc>
@@ -13589,7 +13513,7 @@
                     <w:szCs w:val="24"/>
                     <w:rtl w:val="0"/>
                   </w:rPr>
-                  <w:t xml:space="preserve">Seguridad</w:t>
+                  <w:t xml:space="preserve">E sistema debe permitir a un trabajador registrado solicitar el restablecimiento de su contraseña mediante un token de recuperación de un solo uso y vigencia limitada, validando las políticas de seguridad de la nueva contraseña e informando el resultado de la operación sin revelar la existencia de la cuenta ante solicitudes inválidas.</w:t>
                 </w:r>
               </w:p>
             </w:tc>
@@ -13631,7 +13555,7 @@
                     <w:szCs w:val="24"/>
                     <w:rtl w:val="0"/>
                   </w:rPr>
-                  <w:t xml:space="preserve">Descripción</w:t>
+                  <w:t xml:space="preserve">Prioridad</w:t>
                 </w:r>
               </w:p>
             </w:tc>
@@ -13658,7 +13582,7 @@
                     <w:szCs w:val="24"/>
                     <w:rtl w:val="0"/>
                   </w:rPr>
-                  <w:t xml:space="preserve">El sistema debe utilizar un mecanismo de autenticación basado en tokens JWT. Las contraseñas deben almacenarse utilizando el algoritmo BCrypt. Las sesiones inactivas deberán expirar después de 30 minutos. El acceso a las funcionalidades deberá validarse mediante autorización basada en roles tanto en el frontend como en el backend. La comunicación entre cliente y servidor deberá realizarse mediante protocolos seguros y el sistema no deberá exponer información sensible en los mensajes de error.</w:t>
+                  <w:t xml:space="preserve">Alta</w:t>
                 </w:r>
               </w:p>
             </w:tc>
@@ -13700,7 +13624,7 @@
                     <w:szCs w:val="24"/>
                     <w:rtl w:val="0"/>
                   </w:rPr>
-                  <w:t xml:space="preserve">Prioridad</w:t>
+                  <w:t xml:space="preserve">Código HU</w:t>
                 </w:r>
               </w:p>
             </w:tc>
@@ -13727,76 +13651,7 @@
                     <w:szCs w:val="24"/>
                     <w:rtl w:val="0"/>
                   </w:rPr>
-                  <w:t xml:space="preserve">Alta</w:t>
-                </w:r>
-              </w:p>
-            </w:tc>
-          </w:tr>
-          <w:tr>
-            <w:trPr>
-              <w:cantSplit w:val="0"/>
-              <w:tblHeader w:val="0"/>
-            </w:trPr>
-            <w:tc>
-              <w:tcPr>
-                <w:shd w:fill="auto" w:val="clear"/>
-                <w:tcMar>
-                  <w:top w:w="100.0" w:type="dxa"/>
-                  <w:left w:w="100.0" w:type="dxa"/>
-                  <w:bottom w:w="100.0" w:type="dxa"/>
-                  <w:right w:w="100.0" w:type="dxa"/>
-                </w:tcMar>
-                <w:vAlign w:val="top"/>
-              </w:tcPr>
-              <w:p>
-                <w:pPr>
-                  <w:widowControl w:val="0"/>
-                  <w:spacing w:after="0" w:line="240" w:lineRule="auto"/>
-                  <w:rPr>
-                    <w:b w:val="1"/>
-                    <w:bCs w:val="1"/>
-                    <w:color w:val="1f3864"/>
-                    <w:sz w:val="24"/>
-                    <w:szCs w:val="24"/>
-                  </w:rPr>
-                </w:pPr>
-                <w:r>
-                  <w:rPr>
-                    <w:b w:val="1"/>
-                    <w:bCs w:val="1"/>
-                    <w:color w:val="1f3864"/>
-                    <w:sz w:val="24"/>
-                    <w:szCs w:val="24"/>
-                    <w:rtl w:val="0"/>
-                  </w:rPr>
-                  <w:t xml:space="preserve">Método de verificación</w:t>
-                </w:r>
-              </w:p>
-            </w:tc>
-            <w:tc>
-              <w:tcPr>
-                <w:tcMar>
-                  <w:top w:w="80.0" w:type="dxa"/>
-                  <w:left w:w="120.0" w:type="dxa"/>
-                  <w:bottom w:w="80.0" w:type="dxa"/>
-                  <w:right w:w="120.0" w:type="dxa"/>
-                </w:tcMar>
-              </w:tcPr>
-              <w:p>
-                <w:pPr>
-                  <w:spacing w:after="0" w:line="240" w:lineRule="auto"/>
-                  <w:rPr>
-                    <w:sz w:val="24"/>
-                    <w:szCs w:val="24"/>
-                  </w:rPr>
-                </w:pPr>
-                <w:r>
-                  <w:rPr>
-                    <w:sz w:val="24"/>
-                    <w:szCs w:val="24"/>
-                    <w:rtl w:val="0"/>
-                  </w:rPr>
-                  <w:t xml:space="preserve">Prueba (Test)</w:t>
+                  <w:t xml:space="preserve">HU-24</w:t>
                 </w:r>
               </w:p>
             </w:tc>
@@ -13819,32 +13674,21 @@
     <w:p>
       <w:pPr>
         <w:pStyle w:val="Heading2"/>
-        <w:rPr>
-          <w:sz w:val="24"/>
-          <w:szCs w:val="24"/>
-        </w:rPr>
-      </w:pPr>
-      <w:bookmarkStart w:colFirst="0" w:colLast="0" w:name="_heading=h.5iqpts8m4osg" w:id="48"/>
-      <w:bookmarkEnd w:id="48"/>
+        <w:rPr/>
+      </w:pPr>
+      <w:bookmarkStart w:colFirst="0" w:colLast="0" w:name="_heading=h.y0omgjqmgurm" w:id="47"/>
+      <w:bookmarkEnd w:id="47"/>
       <w:r>
         <w:rPr>
-          <w:color w:val="000000"/>
-          <w:sz w:val="24"/>
-          <w:szCs w:val="24"/>
           <w:rtl w:val="0"/>
         </w:rPr>
-        <w:t xml:space="preserve">5.2 RNF-002:</w:t>
-      </w:r>
-      <w:r>
-        <w:rPr>
-          <w:rtl w:val="0"/>
-        </w:rPr>
+        <w:t xml:space="preserve">4.25 RF-025: </w:t>
       </w:r>
     </w:p>
     <w:sdt>
       <w:sdtPr>
         <w:lock w:val="contentLocked"/>
-        <w:id w:val="724942562"/>
+        <w:id w:val="-629752538"/>
         <w:tag w:val="goog_rdk_25"/>
       </w:sdtPr>
       <w:sdtContent>
@@ -13939,7 +13783,7 @@
                     <w:szCs w:val="24"/>
                     <w:rtl w:val="0"/>
                   </w:rPr>
-                  <w:t xml:space="preserve">Disponibilidad del sistema</w:t>
+                  <w:t xml:space="preserve">Configuración de accesibilidad de la interfaz</w:t>
                 </w:r>
               </w:p>
             </w:tc>
@@ -13982,7 +13826,7 @@
                     <w:szCs w:val="24"/>
                     <w:rtl w:val="0"/>
                   </w:rPr>
-                  <w:t xml:space="preserve">Categoría</w:t>
+                  <w:t xml:space="preserve">Descripción Detallada</w:t>
                 </w:r>
               </w:p>
             </w:tc>
@@ -14009,7 +13853,7 @@
                     <w:szCs w:val="24"/>
                     <w:rtl w:val="0"/>
                   </w:rPr>
-                  <w:t xml:space="preserve">Disponibilidad</w:t>
+                  <w:t xml:space="preserve">El sistema debe permitir al trabajador autenticado ajustar el tamaño de fuente, activar un modo de alto contraste y reducir animaciones/transiciones, conservando dichas preferencias entre sesiones, además de ofrecer un enlace de salto directo al contenido principal para navegación por teclado.</w:t>
                 </w:r>
               </w:p>
             </w:tc>
@@ -14051,7 +13895,7 @@
                     <w:szCs w:val="24"/>
                     <w:rtl w:val="0"/>
                   </w:rPr>
-                  <w:t xml:space="preserve">Descripción</w:t>
+                  <w:t xml:space="preserve">Prioridad</w:t>
                 </w:r>
               </w:p>
             </w:tc>
@@ -14078,7 +13922,7 @@
                     <w:szCs w:val="24"/>
                     <w:rtl w:val="0"/>
                   </w:rPr>
-                  <w:t xml:space="preserve">El sistema deberá mantenerse disponible durante las pruebas funcionales y recuperarse de errores inesperados mostrando mensajes informativos sin comprometer la integridad de la información ni la continuidad de la operación.</w:t>
+                  <w:t xml:space="preserve">Media</w:t>
                 </w:r>
               </w:p>
             </w:tc>
@@ -14120,7 +13964,7 @@
                     <w:szCs w:val="24"/>
                     <w:rtl w:val="0"/>
                   </w:rPr>
-                  <w:t xml:space="preserve">Prioridad</w:t>
+                  <w:t xml:space="preserve">Código HU</w:t>
                 </w:r>
               </w:p>
             </w:tc>
@@ -14147,76 +13991,7 @@
                     <w:szCs w:val="24"/>
                     <w:rtl w:val="0"/>
                   </w:rPr>
-                  <w:t xml:space="preserve">Alta</w:t>
-                </w:r>
-              </w:p>
-            </w:tc>
-          </w:tr>
-          <w:tr>
-            <w:trPr>
-              <w:cantSplit w:val="0"/>
-              <w:tblHeader w:val="0"/>
-            </w:trPr>
-            <w:tc>
-              <w:tcPr>
-                <w:shd w:fill="auto" w:val="clear"/>
-                <w:tcMar>
-                  <w:top w:w="100.0" w:type="dxa"/>
-                  <w:left w:w="100.0" w:type="dxa"/>
-                  <w:bottom w:w="100.0" w:type="dxa"/>
-                  <w:right w:w="100.0" w:type="dxa"/>
-                </w:tcMar>
-                <w:vAlign w:val="top"/>
-              </w:tcPr>
-              <w:p>
-                <w:pPr>
-                  <w:widowControl w:val="0"/>
-                  <w:spacing w:after="0" w:line="240" w:lineRule="auto"/>
-                  <w:rPr>
-                    <w:b w:val="1"/>
-                    <w:bCs w:val="1"/>
-                    <w:color w:val="1f3864"/>
-                    <w:sz w:val="24"/>
-                    <w:szCs w:val="24"/>
-                  </w:rPr>
-                </w:pPr>
-                <w:r>
-                  <w:rPr>
-                    <w:b w:val="1"/>
-                    <w:bCs w:val="1"/>
-                    <w:color w:val="1f3864"/>
-                    <w:sz w:val="24"/>
-                    <w:szCs w:val="24"/>
-                    <w:rtl w:val="0"/>
-                  </w:rPr>
-                  <w:t xml:space="preserve">Método de verificación</w:t>
-                </w:r>
-              </w:p>
-            </w:tc>
-            <w:tc>
-              <w:tcPr>
-                <w:tcMar>
-                  <w:top w:w="80.0" w:type="dxa"/>
-                  <w:left w:w="120.0" w:type="dxa"/>
-                  <w:bottom w:w="80.0" w:type="dxa"/>
-                  <w:right w:w="120.0" w:type="dxa"/>
-                </w:tcMar>
-              </w:tcPr>
-              <w:p>
-                <w:pPr>
-                  <w:spacing w:after="0" w:line="240" w:lineRule="auto"/>
-                  <w:rPr>
-                    <w:sz w:val="24"/>
-                    <w:szCs w:val="24"/>
-                  </w:rPr>
-                </w:pPr>
-                <w:r>
-                  <w:rPr>
-                    <w:sz w:val="24"/>
-                    <w:szCs w:val="24"/>
-                    <w:rtl w:val="0"/>
-                  </w:rPr>
-                  <w:t xml:space="preserve">Monitoreo/Auditoría</w:t>
+                  <w:t xml:space="preserve">HU-25</w:t>
                 </w:r>
               </w:p>
             </w:tc>
@@ -14226,45 +14001,22 @@
     </w:sdt>
     <w:p>
       <w:pPr>
-        <w:spacing w:after="0" w:lineRule="auto"/>
-        <w:ind w:left="360" w:firstLine="0"/>
+        <w:pStyle w:val="Heading2"/>
         <w:rPr/>
       </w:pPr>
+      <w:bookmarkStart w:colFirst="0" w:colLast="0" w:name="_heading=h.ytnq61w1nvh2" w:id="48"/>
+      <w:bookmarkEnd w:id="48"/>
       <w:r>
         <w:rPr>
           <w:rtl w:val="0"/>
         </w:rPr>
-      </w:r>
-    </w:p>
-    <w:p>
-      <w:pPr>
-        <w:pStyle w:val="Heading2"/>
-        <w:rPr>
-          <w:sz w:val="24"/>
-          <w:szCs w:val="24"/>
-        </w:rPr>
-      </w:pPr>
-      <w:bookmarkStart w:colFirst="0" w:colLast="0" w:name="_heading=h.3w872z9a1xg2" w:id="49"/>
-      <w:bookmarkEnd w:id="49"/>
-      <w:r>
-        <w:rPr>
-          <w:color w:val="000000"/>
-          <w:sz w:val="24"/>
-          <w:szCs w:val="24"/>
-          <w:rtl w:val="0"/>
-        </w:rPr>
-        <w:t xml:space="preserve">5.3 RNF-003:</w:t>
-      </w:r>
-      <w:r>
-        <w:rPr>
-          <w:rtl w:val="0"/>
-        </w:rPr>
+        <w:t xml:space="preserve">4.26 RF-026: </w:t>
       </w:r>
     </w:p>
     <w:sdt>
       <w:sdtPr>
         <w:lock w:val="contentLocked"/>
-        <w:id w:val="2127537577"/>
+        <w:id w:val="-1774993416"/>
         <w:tag w:val="goog_rdk_26"/>
       </w:sdtPr>
       <w:sdtContent>
@@ -14359,7 +14111,7 @@
                     <w:szCs w:val="24"/>
                     <w:rtl w:val="0"/>
                   </w:rPr>
-                  <w:t xml:space="preserve">Rendimiento en la carga de páginas</w:t>
+                  <w:t xml:space="preserve">Línea de tiempo del proyecto</w:t>
                 </w:r>
               </w:p>
             </w:tc>
@@ -14402,7 +14154,7 @@
                     <w:szCs w:val="24"/>
                     <w:rtl w:val="0"/>
                   </w:rPr>
-                  <w:t xml:space="preserve">Categoría</w:t>
+                  <w:t xml:space="preserve">Descripción Detallada</w:t>
                 </w:r>
               </w:p>
             </w:tc>
@@ -14429,7 +14181,7 @@
                     <w:szCs w:val="24"/>
                     <w:rtl w:val="0"/>
                   </w:rPr>
-                  <w:t xml:space="preserve">Rendimiento</w:t>
+                  <w:t xml:space="preserve">El sistema debe presentar una línea de tiempo visual con los eventos relevantes de un proyecto, ordenados cronológicamente y representando el estado de cada etapa, accesible desde el detalle del proyecto.</w:t>
                 </w:r>
               </w:p>
             </w:tc>
@@ -14471,7 +14223,7 @@
                     <w:szCs w:val="24"/>
                     <w:rtl w:val="0"/>
                   </w:rPr>
-                  <w:t xml:space="preserve">Descripción</w:t>
+                  <w:t xml:space="preserve">Prioridad</w:t>
                 </w:r>
               </w:p>
             </w:tc>
@@ -14498,7 +14250,7 @@
                     <w:szCs w:val="24"/>
                     <w:rtl w:val="0"/>
                   </w:rPr>
-                  <w:t xml:space="preserve">Las páginas deberán cargar en un tiempo máximo de 3 segundos bajo condiciones normales de operación con un volumen de datos representativo del proyecto. Las consultas estándar no deberán superar los 2 segundos y la generación de reportes o dashboards no deberá exceder los 5 segundos.</w:t>
+                  <w:t xml:space="preserve">Media</w:t>
                 </w:r>
               </w:p>
             </w:tc>
@@ -14540,7 +14292,7 @@
                     <w:szCs w:val="24"/>
                     <w:rtl w:val="0"/>
                   </w:rPr>
-                  <w:t xml:space="preserve">Prioridad</w:t>
+                  <w:t xml:space="preserve">Código HU</w:t>
                 </w:r>
               </w:p>
             </w:tc>
@@ -14567,76 +14319,7 @@
                     <w:szCs w:val="24"/>
                     <w:rtl w:val="0"/>
                   </w:rPr>
-                  <w:t xml:space="preserve">Media</w:t>
-                </w:r>
-              </w:p>
-            </w:tc>
-          </w:tr>
-          <w:tr>
-            <w:trPr>
-              <w:cantSplit w:val="0"/>
-              <w:tblHeader w:val="0"/>
-            </w:trPr>
-            <w:tc>
-              <w:tcPr>
-                <w:shd w:fill="auto" w:val="clear"/>
-                <w:tcMar>
-                  <w:top w:w="100.0" w:type="dxa"/>
-                  <w:left w:w="100.0" w:type="dxa"/>
-                  <w:bottom w:w="100.0" w:type="dxa"/>
-                  <w:right w:w="100.0" w:type="dxa"/>
-                </w:tcMar>
-                <w:vAlign w:val="top"/>
-              </w:tcPr>
-              <w:p>
-                <w:pPr>
-                  <w:widowControl w:val="0"/>
-                  <w:spacing w:after="0" w:line="240" w:lineRule="auto"/>
-                  <w:rPr>
-                    <w:b w:val="1"/>
-                    <w:bCs w:val="1"/>
-                    <w:color w:val="1f3864"/>
-                    <w:sz w:val="24"/>
-                    <w:szCs w:val="24"/>
-                  </w:rPr>
-                </w:pPr>
-                <w:r>
-                  <w:rPr>
-                    <w:b w:val="1"/>
-                    <w:bCs w:val="1"/>
-                    <w:color w:val="1f3864"/>
-                    <w:sz w:val="24"/>
-                    <w:szCs w:val="24"/>
-                    <w:rtl w:val="0"/>
-                  </w:rPr>
-                  <w:t xml:space="preserve">Método de verificación</w:t>
-                </w:r>
-              </w:p>
-            </w:tc>
-            <w:tc>
-              <w:tcPr>
-                <w:tcMar>
-                  <w:top w:w="80.0" w:type="dxa"/>
-                  <w:left w:w="120.0" w:type="dxa"/>
-                  <w:bottom w:w="80.0" w:type="dxa"/>
-                  <w:right w:w="120.0" w:type="dxa"/>
-                </w:tcMar>
-              </w:tcPr>
-              <w:p>
-                <w:pPr>
-                  <w:spacing w:after="0" w:line="240" w:lineRule="auto"/>
-                  <w:rPr>
-                    <w:sz w:val="24"/>
-                    <w:szCs w:val="24"/>
-                  </w:rPr>
-                </w:pPr>
-                <w:r>
-                  <w:rPr>
-                    <w:sz w:val="24"/>
-                    <w:szCs w:val="24"/>
-                    <w:rtl w:val="0"/>
-                  </w:rPr>
-                  <w:t xml:space="preserve">Prueba (Test)</w:t>
+                  <w:t xml:space="preserve">HU-26</w:t>
                 </w:r>
               </w:p>
             </w:tc>
@@ -14658,22 +14341,49 @@
     </w:p>
     <w:p>
       <w:pPr>
-        <w:pStyle w:val="Heading2"/>
-        <w:rPr>
-          <w:sz w:val="24"/>
-          <w:szCs w:val="24"/>
-        </w:rPr>
-      </w:pPr>
-      <w:bookmarkStart w:colFirst="0" w:colLast="0" w:name="_heading=h.imcgb6ommdmn" w:id="50"/>
-      <w:bookmarkEnd w:id="50"/>
+        <w:pStyle w:val="Heading1"/>
+        <w:numPr>
+          <w:ilvl w:val="0"/>
+          <w:numId w:val="3"/>
+        </w:numPr>
+        <w:ind w:left="720" w:hanging="360"/>
+        <w:jc w:val="center"/>
+        <w:rPr>
+          <w:rFonts w:ascii="Calibri" w:cs="Calibri" w:eastAsia="Calibri" w:hAnsi="Calibri"/>
+        </w:rPr>
+      </w:pPr>
+      <w:bookmarkStart w:colFirst="0" w:colLast="0" w:name="_heading=h.6p5vtb21usi2" w:id="49"/>
+      <w:bookmarkEnd w:id="49"/>
       <w:r>
         <w:rPr>
+          <w:b w:val="1"/>
+          <w:bCs w:val="1"/>
           <w:color w:val="000000"/>
           <w:sz w:val="24"/>
           <w:szCs w:val="24"/>
           <w:rtl w:val="0"/>
         </w:rPr>
-        <w:t xml:space="preserve">5.4 RNF-004:</w:t>
+        <w:t xml:space="preserve">REQUERIMIENTOS NO FUNCIONALES DEL SISTEMA</w:t>
+      </w:r>
+    </w:p>
+    <w:p>
+      <w:pPr>
+        <w:pStyle w:val="Heading2"/>
+        <w:rPr>
+          <w:sz w:val="24"/>
+          <w:szCs w:val="24"/>
+        </w:rPr>
+      </w:pPr>
+      <w:bookmarkStart w:colFirst="0" w:colLast="0" w:name="_heading=h.fovmcri34ar4" w:id="50"/>
+      <w:bookmarkEnd w:id="50"/>
+      <w:r>
+        <w:rPr>
+          <w:color w:val="000000"/>
+          <w:sz w:val="24"/>
+          <w:szCs w:val="24"/>
+          <w:rtl w:val="0"/>
+        </w:rPr>
+        <w:t xml:space="preserve">5.1 RNF-001: </w:t>
       </w:r>
       <w:r>
         <w:rPr>
@@ -14684,7 +14394,7 @@
     <w:sdt>
       <w:sdtPr>
         <w:lock w:val="contentLocked"/>
-        <w:id w:val="-598088411"/>
+        <w:id w:val="-1990704422"/>
         <w:tag w:val="goog_rdk_27"/>
       </w:sdtPr>
       <w:sdtContent>
@@ -14779,7 +14489,7 @@
                     <w:szCs w:val="24"/>
                     <w:rtl w:val="0"/>
                   </w:rPr>
-                  <w:t xml:space="preserve">Usabilidad de la interfaz</w:t>
+                  <w:t xml:space="preserve">Seguridad en la autenticación</w:t>
                 </w:r>
               </w:p>
             </w:tc>
@@ -14849,7 +14559,7 @@
                     <w:szCs w:val="24"/>
                     <w:rtl w:val="0"/>
                   </w:rPr>
-                  <w:t xml:space="preserve">Usabilidad</w:t>
+                  <w:t xml:space="preserve">Seguridad</w:t>
                 </w:r>
               </w:p>
             </w:tc>
@@ -14918,7 +14628,38 @@
                     <w:szCs w:val="24"/>
                     <w:rtl w:val="0"/>
                   </w:rPr>
-                  <w:t xml:space="preserve">La interfaz deberá ser intuitiva, responsive y mantener una experiencia de usuario consistente en dispositivos de escritorio y móviles. El sistema deberá soportar temas claro y oscuro, presentar mensajes claros de retroalimentación y conservar una navegación uniforme en todos los módulos.</w:t>
+                  <w:t xml:space="preserve">El sistema debe utilizar un mecanismo de autenticación basado en tokens JWT. Las contraseñas deben almacenarse utilizando el algoritmo BCrypt. Las sesiones inactivas deberán expirar después de 30 minutos. El acceso a las funcionalidades deberá validarse mediante autorización basada en roles tanto en el frontend como en el backend. La comunicación entre cliente y servidor deberá realizarse mediante protocolos seguros y el sistema no deberá exponer información sensible en los mensajes de error.</w:t>
+                </w:r>
+              </w:p>
+              <w:p>
+                <w:pPr>
+                  <w:spacing w:after="0" w:line="240" w:lineRule="auto"/>
+                  <w:rPr>
+                    <w:sz w:val="24"/>
+                    <w:szCs w:val="24"/>
+                  </w:rPr>
+                </w:pPr>
+                <w:r>
+                  <w:rPr>
+                    <w:rtl w:val="0"/>
+                  </w:rPr>
+                </w:r>
+              </w:p>
+              <w:p>
+                <w:pPr>
+                  <w:spacing w:after="0" w:line="240" w:lineRule="auto"/>
+                  <w:rPr>
+                    <w:sz w:val="24"/>
+                    <w:szCs w:val="24"/>
+                  </w:rPr>
+                </w:pPr>
+                <w:r>
+                  <w:rPr>
+                    <w:sz w:val="24"/>
+                    <w:szCs w:val="24"/>
+                    <w:rtl w:val="0"/>
+                  </w:rPr>
+                  <w:t xml:space="preserve">El sistema debe permitir renovar la sesión activa antes de su expiración, mediante confirmación explícita del usuario, sin requerir el reingreso de credenciales mientras la sesión siga vigente.</w:t>
                 </w:r>
               </w:p>
             </w:tc>
@@ -14987,7 +14728,7 @@
                     <w:szCs w:val="24"/>
                     <w:rtl w:val="0"/>
                   </w:rPr>
-                  <w:t xml:space="preserve">Media</w:t>
+                  <w:t xml:space="preserve">Alta</w:t>
                 </w:r>
               </w:p>
             </w:tc>
@@ -15056,7 +14797,7 @@
                     <w:szCs w:val="24"/>
                     <w:rtl w:val="0"/>
                   </w:rPr>
-                  <w:t xml:space="preserve">Demostración</w:t>
+                  <w:t xml:space="preserve">Prueba (Test)</w:t>
                 </w:r>
               </w:p>
             </w:tc>
@@ -15084,7 +14825,7 @@
           <w:szCs w:val="24"/>
         </w:rPr>
       </w:pPr>
-      <w:bookmarkStart w:colFirst="0" w:colLast="0" w:name="_heading=h.1phln625rd5s" w:id="51"/>
+      <w:bookmarkStart w:colFirst="0" w:colLast="0" w:name="_heading=h.5iqpts8m4osg" w:id="51"/>
       <w:bookmarkEnd w:id="51"/>
       <w:r>
         <w:rPr>
@@ -15093,7 +14834,7 @@
           <w:szCs w:val="24"/>
           <w:rtl w:val="0"/>
         </w:rPr>
-        <w:t xml:space="preserve">5.5 RNF-005:</w:t>
+        <w:t xml:space="preserve">5.2 RNF-002:</w:t>
       </w:r>
       <w:r>
         <w:rPr>
@@ -15104,7 +14845,7 @@
     <w:sdt>
       <w:sdtPr>
         <w:lock w:val="contentLocked"/>
-        <w:id w:val="1710561658"/>
+        <w:id w:val="92415143"/>
         <w:tag w:val="goog_rdk_28"/>
       </w:sdtPr>
       <w:sdtContent>
@@ -15199,7 +14940,7 @@
                     <w:szCs w:val="24"/>
                     <w:rtl w:val="0"/>
                   </w:rPr>
-                  <w:t xml:space="preserve">Compatibilidad con navegadores</w:t>
+                  <w:t xml:space="preserve">Disponibilidad del sistema</w:t>
                 </w:r>
               </w:p>
             </w:tc>
@@ -15269,7 +15010,7 @@
                     <w:szCs w:val="24"/>
                     <w:rtl w:val="0"/>
                   </w:rPr>
-                  <w:t xml:space="preserve">Compatibilidad</w:t>
+                  <w:t xml:space="preserve">Disponibilidad</w:t>
                 </w:r>
               </w:p>
             </w:tc>
@@ -15338,7 +15079,7 @@
                     <w:szCs w:val="24"/>
                     <w:rtl w:val="0"/>
                   </w:rPr>
-                  <w:t xml:space="preserve">El sistema debe ser compatible con los navegadores Google Chrome , Mozilla Firefox y Microsoft Edge en sus versiones actuales.</w:t>
+                  <w:t xml:space="preserve">El sistema deberá mantenerse disponible durante las pruebas funcionales y recuperarse de errores inesperados mostrando mensajes informativos sin comprometer la integridad de la información ni la continuidad de la operación.</w:t>
                 </w:r>
               </w:p>
             </w:tc>
@@ -15407,7 +15148,7 @@
                     <w:szCs w:val="24"/>
                     <w:rtl w:val="0"/>
                   </w:rPr>
-                  <w:t xml:space="preserve">Baja</w:t>
+                  <w:t xml:space="preserve">Alta</w:t>
                 </w:r>
               </w:p>
             </w:tc>
@@ -15476,7 +15217,7 @@
                     <w:szCs w:val="24"/>
                     <w:rtl w:val="0"/>
                   </w:rPr>
-                  <w:t xml:space="preserve">Prueba (Test)</w:t>
+                  <w:t xml:space="preserve">Monitoreo/Auditoría</w:t>
                 </w:r>
               </w:p>
             </w:tc>
@@ -15504,7 +15245,7 @@
           <w:szCs w:val="24"/>
         </w:rPr>
       </w:pPr>
-      <w:bookmarkStart w:colFirst="0" w:colLast="0" w:name="_heading=h.o2ovyp9r22xm" w:id="52"/>
+      <w:bookmarkStart w:colFirst="0" w:colLast="0" w:name="_heading=h.3w872z9a1xg2" w:id="52"/>
       <w:bookmarkEnd w:id="52"/>
       <w:r>
         <w:rPr>
@@ -15513,7 +15254,7 @@
           <w:szCs w:val="24"/>
           <w:rtl w:val="0"/>
         </w:rPr>
-        <w:t xml:space="preserve">5.6 RNF-006:</w:t>
+        <w:t xml:space="preserve">5.3 RNF-003:</w:t>
       </w:r>
       <w:r>
         <w:rPr>
@@ -15524,7 +15265,7 @@
     <w:sdt>
       <w:sdtPr>
         <w:lock w:val="contentLocked"/>
-        <w:id w:val="1976071260"/>
+        <w:id w:val="1967389620"/>
         <w:tag w:val="goog_rdk_29"/>
       </w:sdtPr>
       <w:sdtContent>
@@ -15619,7 +15360,7 @@
                     <w:szCs w:val="24"/>
                     <w:rtl w:val="0"/>
                   </w:rPr>
-                  <w:t xml:space="preserve">Mantenibilidad del código</w:t>
+                  <w:t xml:space="preserve">Rendimiento en la carga de páginas</w:t>
                 </w:r>
               </w:p>
             </w:tc>
@@ -15689,7 +15430,7 @@
                     <w:szCs w:val="24"/>
                     <w:rtl w:val="0"/>
                   </w:rPr>
-                  <w:t xml:space="preserve">Mantenibilidad</w:t>
+                  <w:t xml:space="preserve">Rendimiento</w:t>
                 </w:r>
               </w:p>
             </w:tc>
@@ -15758,7 +15499,7 @@
                     <w:szCs w:val="24"/>
                     <w:rtl w:val="0"/>
                   </w:rPr>
-                  <w:t xml:space="preserve">El código deberá favorecer la reutilización de componentes, la separación de responsabilidades y el cumplimiento de principios SOLID cuando sea aplicable. Asimismo, deberá facilitar la incorporación de pruebas y el mantenimiento evolutivo del sistema.</w:t>
+                  <w:t xml:space="preserve">Las páginas deberán cargar en un tiempo máximo de 3 segundos bajo condiciones normales de operación con un volumen de datos representativo del proyecto. Las consultas estándar no deberán superar los 2 segundos y la generación de reportes o dashboards no deberá exceder los 5 segundos.</w:t>
                 </w:r>
               </w:p>
             </w:tc>
@@ -15896,7 +15637,7 @@
                     <w:szCs w:val="24"/>
                     <w:rtl w:val="0"/>
                   </w:rPr>
-                  <w:t xml:space="preserve">Inspección</w:t>
+                  <w:t xml:space="preserve">Prueba (Test)</w:t>
                 </w:r>
               </w:p>
             </w:tc>
@@ -15907,11 +15648,8 @@
     <w:p>
       <w:pPr>
         <w:spacing w:after="0" w:lineRule="auto"/>
-        <w:ind w:left="0" w:firstLine="0"/>
-        <w:rPr>
-          <w:sz w:val="24"/>
-          <w:szCs w:val="24"/>
-        </w:rPr>
+        <w:ind w:left="360" w:firstLine="0"/>
+        <w:rPr/>
       </w:pPr>
       <w:r>
         <w:rPr>
@@ -15922,21 +15660,32 @@
     <w:p>
       <w:pPr>
         <w:pStyle w:val="Heading2"/>
-        <w:rPr/>
-      </w:pPr>
-      <w:bookmarkStart w:colFirst="0" w:colLast="0" w:name="_heading=h.w8qznujm3okl" w:id="53"/>
+        <w:rPr>
+          <w:sz w:val="24"/>
+          <w:szCs w:val="24"/>
+        </w:rPr>
+      </w:pPr>
+      <w:bookmarkStart w:colFirst="0" w:colLast="0" w:name="_heading=h.imcgb6ommdmn" w:id="53"/>
       <w:bookmarkEnd w:id="53"/>
       <w:r>
         <w:rPr>
+          <w:color w:val="000000"/>
+          <w:sz w:val="24"/>
+          <w:szCs w:val="24"/>
           <w:rtl w:val="0"/>
         </w:rPr>
-        <w:t xml:space="preserve">5.7 RNF-007:</w:t>
+        <w:t xml:space="preserve">5.4 RNF-004:</w:t>
+      </w:r>
+      <w:r>
+        <w:rPr>
+          <w:rtl w:val="0"/>
+        </w:rPr>
       </w:r>
     </w:p>
     <w:sdt>
       <w:sdtPr>
         <w:lock w:val="contentLocked"/>
-        <w:id w:val="-1383742240"/>
+        <w:id w:val="-843853693"/>
         <w:tag w:val="goog_rdk_30"/>
       </w:sdtPr>
       <w:sdtContent>
@@ -16031,7 +15780,7 @@
                     <w:szCs w:val="24"/>
                     <w:rtl w:val="0"/>
                   </w:rPr>
-                  <w:t xml:space="preserve">Accesibilidad</w:t>
+                  <w:t xml:space="preserve">Usabilidad de la interfaz</w:t>
                 </w:r>
               </w:p>
             </w:tc>
@@ -16170,7 +15919,7 @@
                     <w:szCs w:val="24"/>
                     <w:rtl w:val="0"/>
                   </w:rPr>
-                  <w:t xml:space="preserve">El sistema deberá mantener una interfaz legible, con contraste adecuado, navegación consistente y elementos accesibles mediante teclado en las funcionalidades principales.</w:t>
+                  <w:t xml:space="preserve">La interfaz deberá ser intuitiva, responsive y mantener una experiencia de usuario consistente en dispositivos de escritorio y móviles. El sistema deberá soportar temas claro y oscuro, presentar mensajes claros de retroalimentación y conservar una navegación uniforme en todos los módulos.</w:t>
                 </w:r>
               </w:p>
             </w:tc>
@@ -16319,10 +16068,8 @@
     <w:p>
       <w:pPr>
         <w:spacing w:after="0" w:lineRule="auto"/>
-        <w:rPr>
-          <w:sz w:val="24"/>
-          <w:szCs w:val="24"/>
-        </w:rPr>
+        <w:ind w:left="360" w:firstLine="0"/>
+        <w:rPr/>
       </w:pPr>
       <w:r>
         <w:rPr>
@@ -16333,21 +16080,32 @@
     <w:p>
       <w:pPr>
         <w:pStyle w:val="Heading2"/>
-        <w:rPr/>
-      </w:pPr>
-      <w:bookmarkStart w:colFirst="0" w:colLast="0" w:name="_heading=h.jouj2qj9m4k4" w:id="54"/>
+        <w:rPr>
+          <w:sz w:val="24"/>
+          <w:szCs w:val="24"/>
+        </w:rPr>
+      </w:pPr>
+      <w:bookmarkStart w:colFirst="0" w:colLast="0" w:name="_heading=h.1phln625rd5s" w:id="54"/>
       <w:bookmarkEnd w:id="54"/>
       <w:r>
         <w:rPr>
+          <w:color w:val="000000"/>
+          <w:sz w:val="24"/>
+          <w:szCs w:val="24"/>
           <w:rtl w:val="0"/>
         </w:rPr>
-        <w:t xml:space="preserve">5.8 RNF-008:</w:t>
+        <w:t xml:space="preserve">5.5 RNF-005:</w:t>
+      </w:r>
+      <w:r>
+        <w:rPr>
+          <w:rtl w:val="0"/>
+        </w:rPr>
       </w:r>
     </w:p>
     <w:sdt>
       <w:sdtPr>
         <w:lock w:val="contentLocked"/>
-        <w:id w:val="407696528"/>
+        <w:id w:val="-886887343"/>
         <w:tag w:val="goog_rdk_31"/>
       </w:sdtPr>
       <w:sdtContent>
@@ -16442,7 +16200,7 @@
                     <w:szCs w:val="24"/>
                     <w:rtl w:val="0"/>
                   </w:rPr>
-                  <w:t xml:space="preserve">Integridad de la información</w:t>
+                  <w:t xml:space="preserve">Compatibilidad con navegadores</w:t>
                 </w:r>
               </w:p>
             </w:tc>
@@ -16512,7 +16270,7 @@
                     <w:szCs w:val="24"/>
                     <w:rtl w:val="0"/>
                   </w:rPr>
-                  <w:t xml:space="preserve">Integridad</w:t>
+                  <w:t xml:space="preserve">Compatibilidad</w:t>
                 </w:r>
               </w:p>
             </w:tc>
@@ -16581,7 +16339,7 @@
                     <w:szCs w:val="24"/>
                     <w:rtl w:val="0"/>
                   </w:rPr>
-                  <w:t xml:space="preserve">El sistema deberá garantizar la consistencia de la información durante las operaciones de creación, actualización e inhabilitación lógica, evitando la generación de registros huérfanos o inconsistentes.</w:t>
+                  <w:t xml:space="preserve">El sistema debe ser compatible con los navegadores Google Chrome , Mozilla Firefox y Microsoft Edge en sus versiones actuales.</w:t>
                 </w:r>
               </w:p>
             </w:tc>
@@ -16650,7 +16408,7 @@
                     <w:szCs w:val="24"/>
                     <w:rtl w:val="0"/>
                   </w:rPr>
-                  <w:t xml:space="preserve">Alta</w:t>
+                  <w:t xml:space="preserve">Baja</w:t>
                 </w:r>
               </w:p>
             </w:tc>
@@ -16719,7 +16477,7 @@
                     <w:szCs w:val="24"/>
                     <w:rtl w:val="0"/>
                   </w:rPr>
-                  <w:t xml:space="preserve">Prueba</w:t>
+                  <w:t xml:space="preserve">Prueba (Test)</w:t>
                 </w:r>
               </w:p>
             </w:tc>
@@ -16730,10 +16488,8 @@
     <w:p>
       <w:pPr>
         <w:spacing w:after="0" w:lineRule="auto"/>
-        <w:rPr>
-          <w:sz w:val="24"/>
-          <w:szCs w:val="24"/>
-        </w:rPr>
+        <w:ind w:left="360" w:firstLine="0"/>
+        <w:rPr/>
       </w:pPr>
       <w:r>
         <w:rPr>
@@ -16744,21 +16500,32 @@
     <w:p>
       <w:pPr>
         <w:pStyle w:val="Heading2"/>
-        <w:rPr/>
-      </w:pPr>
-      <w:bookmarkStart w:colFirst="0" w:colLast="0" w:name="_heading=h.rmoae84n2911" w:id="55"/>
+        <w:rPr>
+          <w:sz w:val="24"/>
+          <w:szCs w:val="24"/>
+        </w:rPr>
+      </w:pPr>
+      <w:bookmarkStart w:colFirst="0" w:colLast="0" w:name="_heading=h.o2ovyp9r22xm" w:id="55"/>
       <w:bookmarkEnd w:id="55"/>
       <w:r>
         <w:rPr>
+          <w:color w:val="000000"/>
+          <w:sz w:val="24"/>
+          <w:szCs w:val="24"/>
           <w:rtl w:val="0"/>
         </w:rPr>
-        <w:t xml:space="preserve">5.9 RNF-009:</w:t>
+        <w:t xml:space="preserve">5.6 RNF-006:</w:t>
+      </w:r>
+      <w:r>
+        <w:rPr>
+          <w:rtl w:val="0"/>
+        </w:rPr>
       </w:r>
     </w:p>
     <w:sdt>
       <w:sdtPr>
         <w:lock w:val="contentLocked"/>
-        <w:id w:val="1412167253"/>
+        <w:id w:val="1056739795"/>
         <w:tag w:val="goog_rdk_32"/>
       </w:sdtPr>
       <w:sdtContent>
@@ -16853,7 +16620,7 @@
                     <w:szCs w:val="24"/>
                     <w:rtl w:val="0"/>
                   </w:rPr>
-                  <w:t xml:space="preserve">Trazabilidad</w:t>
+                  <w:t xml:space="preserve">Mantenibilidad del código</w:t>
                 </w:r>
               </w:p>
             </w:tc>
@@ -16923,7 +16690,7 @@
                     <w:szCs w:val="24"/>
                     <w:rtl w:val="0"/>
                   </w:rPr>
-                  <w:t xml:space="preserve">Auditoría</w:t>
+                  <w:t xml:space="preserve">Mantenibilidad</w:t>
                 </w:r>
               </w:p>
             </w:tc>
@@ -16992,7 +16759,7 @@
                     <w:szCs w:val="24"/>
                     <w:rtl w:val="0"/>
                   </w:rPr>
-                  <w:t xml:space="preserve">El sistema deberá registrar automáticamente las operaciones auditables realizadas sobre las entidades definidas, conservando la información necesaria para garantizar la trazabilidad de las acciones ejecutadas.</w:t>
+                  <w:t xml:space="preserve">El código deberá favorecer la reutilización de componentes, la separación de responsabilidades y el cumplimiento de principios SOLID cuando sea aplicable. Asimismo, deberá facilitar la incorporación de pruebas y el mantenimiento evolutivo del sistema.</w:t>
                 </w:r>
               </w:p>
             </w:tc>
@@ -17061,7 +16828,7 @@
                     <w:szCs w:val="24"/>
                     <w:rtl w:val="0"/>
                   </w:rPr>
-                  <w:t xml:space="preserve">Alta</w:t>
+                  <w:t xml:space="preserve">Media</w:t>
                 </w:r>
               </w:p>
             </w:tc>
@@ -17141,6 +16908,7 @@
     <w:p>
       <w:pPr>
         <w:spacing w:after="0" w:lineRule="auto"/>
+        <w:ind w:left="0" w:firstLine="0"/>
         <w:rPr>
           <w:sz w:val="24"/>
           <w:szCs w:val="24"/>
@@ -17157,19 +16925,19 @@
         <w:pStyle w:val="Heading2"/>
         <w:rPr/>
       </w:pPr>
-      <w:bookmarkStart w:colFirst="0" w:colLast="0" w:name="_heading=h.pydwsilugroj" w:id="56"/>
+      <w:bookmarkStart w:colFirst="0" w:colLast="0" w:name="_heading=h.w8qznujm3okl" w:id="56"/>
       <w:bookmarkEnd w:id="56"/>
       <w:r>
         <w:rPr>
           <w:rtl w:val="0"/>
         </w:rPr>
-        <w:t xml:space="preserve">5.10 RNF-010:</w:t>
+        <w:t xml:space="preserve">5.7 RNF-007:</w:t>
       </w:r>
     </w:p>
     <w:sdt>
       <w:sdtPr>
         <w:lock w:val="contentLocked"/>
-        <w:id w:val="236719173"/>
+        <w:id w:val="-1358789001"/>
         <w:tag w:val="goog_rdk_33"/>
       </w:sdtPr>
       <w:sdtContent>
@@ -17264,7 +17032,7 @@
                     <w:szCs w:val="24"/>
                     <w:rtl w:val="0"/>
                   </w:rPr>
-                  <w:t xml:space="preserve">Escalabilidad</w:t>
+                  <w:t xml:space="preserve">Accesibilidad</w:t>
                 </w:r>
               </w:p>
             </w:tc>
@@ -17334,7 +17102,7 @@
                     <w:szCs w:val="24"/>
                     <w:rtl w:val="0"/>
                   </w:rPr>
-                  <w:t xml:space="preserve">Mantenibilidad</w:t>
+                  <w:t xml:space="preserve">Usabilidad</w:t>
                 </w:r>
               </w:p>
             </w:tc>
@@ -17403,7 +17171,7 @@
                     <w:szCs w:val="24"/>
                     <w:rtl w:val="0"/>
                   </w:rPr>
-                  <w:t xml:space="preserve">La arquitectura del sistema deberá permitir incorporar nuevos módulos, catálogos y funcionalidades mediante componentes desacoplados, minimizando el impacto sobre los módulos existentes.</w:t>
+                  <w:t xml:space="preserve">El sistema deberá mantener una interfaz legible, con contraste adecuado, navegación consistente y elementos accesibles mediante teclado en las funcionalidades principales. Adicionalmente, deberá ofrecer control de tamaño de fuente en al menos tres niveles, un modo de alto contraste, una opción de reducción de movimiento/animaciones, y un mecanismo de salto directo al contenido principal.</w:t>
                 </w:r>
               </w:p>
             </w:tc>
@@ -17541,7 +17309,7 @@
                     <w:szCs w:val="24"/>
                     <w:rtl w:val="0"/>
                   </w:rPr>
-                  <w:t xml:space="preserve">Inspección</w:t>
+                  <w:t xml:space="preserve">Demostración</w:t>
                 </w:r>
               </w:p>
             </w:tc>
@@ -17568,19 +17336,19 @@
         <w:pStyle w:val="Heading2"/>
         <w:rPr/>
       </w:pPr>
-      <w:bookmarkStart w:colFirst="0" w:colLast="0" w:name="_heading=h.99keqi8gijk1" w:id="57"/>
+      <w:bookmarkStart w:colFirst="0" w:colLast="0" w:name="_heading=h.jouj2qj9m4k4" w:id="57"/>
       <w:bookmarkEnd w:id="57"/>
       <w:r>
         <w:rPr>
           <w:rtl w:val="0"/>
         </w:rPr>
-        <w:t xml:space="preserve">5.11 RNF-011:</w:t>
+        <w:t xml:space="preserve">5.8 RNF-008:</w:t>
       </w:r>
     </w:p>
     <w:sdt>
       <w:sdtPr>
         <w:lock w:val="contentLocked"/>
-        <w:id w:val="1520410261"/>
+        <w:id w:val="1661669061"/>
         <w:tag w:val="goog_rdk_34"/>
       </w:sdtPr>
       <w:sdtContent>
@@ -17675,7 +17443,7 @@
                     <w:szCs w:val="24"/>
                     <w:rtl w:val="0"/>
                   </w:rPr>
-                  <w:t xml:space="preserve">Respaldo y recuperación de la información</w:t>
+                  <w:t xml:space="preserve">Integridad de la información</w:t>
                 </w:r>
               </w:p>
             </w:tc>
@@ -17745,7 +17513,7 @@
                     <w:szCs w:val="24"/>
                     <w:rtl w:val="0"/>
                   </w:rPr>
-                  <w:t xml:space="preserve">Disponibilidad</w:t>
+                  <w:t xml:space="preserve">Integridad</w:t>
                 </w:r>
               </w:p>
             </w:tc>
@@ -17814,7 +17582,7 @@
                     <w:szCs w:val="24"/>
                     <w:rtl w:val="0"/>
                   </w:rPr>
-                  <w:t xml:space="preserve">El sistema deberá permitir realizar respaldos de la información almacenada y disponer de mecanismos que faciliten su recuperación en caso de pérdida o falla de la base de datos.</w:t>
+                  <w:t xml:space="preserve">El sistema deberá garantizar la consistencia de la información durante las operaciones de creación, actualización e inhabilitación lógica, evitando la generación de registros huérfanos o inconsistentes.</w:t>
                 </w:r>
               </w:p>
             </w:tc>
@@ -17952,7 +17720,7 @@
                     <w:szCs w:val="24"/>
                     <w:rtl w:val="0"/>
                   </w:rPr>
-                  <w:t xml:space="preserve">Inspección</w:t>
+                  <w:t xml:space="preserve">Prueba</w:t>
                 </w:r>
               </w:p>
             </w:tc>
@@ -17979,19 +17747,19 @@
         <w:pStyle w:val="Heading2"/>
         <w:rPr/>
       </w:pPr>
-      <w:bookmarkStart w:colFirst="0" w:colLast="0" w:name="_heading=h.w60aaeddmj8u" w:id="58"/>
+      <w:bookmarkStart w:colFirst="0" w:colLast="0" w:name="_heading=h.rmoae84n2911" w:id="58"/>
       <w:bookmarkEnd w:id="58"/>
       <w:r>
         <w:rPr>
           <w:rtl w:val="0"/>
         </w:rPr>
-        <w:t xml:space="preserve">5.12 RNF-012:</w:t>
+        <w:t xml:space="preserve">5.9 RNF-009:</w:t>
       </w:r>
     </w:p>
     <w:sdt>
       <w:sdtPr>
         <w:lock w:val="contentLocked"/>
-        <w:id w:val="1993801126"/>
+        <w:id w:val="-1053012640"/>
         <w:tag w:val="goog_rdk_35"/>
       </w:sdtPr>
       <w:sdtContent>
@@ -18086,7 +17854,7 @@
                     <w:szCs w:val="24"/>
                     <w:rtl w:val="0"/>
                   </w:rPr>
-                  <w:t xml:space="preserve">Consistencia transaccional</w:t>
+                  <w:t xml:space="preserve">Trazabilidad</w:t>
                 </w:r>
               </w:p>
             </w:tc>
@@ -18156,7 +17924,7 @@
                     <w:szCs w:val="24"/>
                     <w:rtl w:val="0"/>
                   </w:rPr>
-                  <w:t xml:space="preserve">Integridad</w:t>
+                  <w:t xml:space="preserve">Auditoría</w:t>
                 </w:r>
               </w:p>
             </w:tc>
@@ -18225,7 +17993,7 @@
                     <w:szCs w:val="24"/>
                     <w:rtl w:val="0"/>
                   </w:rPr>
-                  <w:t xml:space="preserve">El sistema deberá garantizar que las operaciones que involucren múltiples entidades se ejecuten de manera consistente, evitando estados parciales o información inconsistente cuando ocurra un error durante la transacción.</w:t>
+                  <w:t xml:space="preserve">El sistema deberá registrar automáticamente las operaciones auditables realizadas sobre las entidades definidas, conservando la información necesaria para garantizar la trazabilidad de las acciones ejecutadas.</w:t>
                 </w:r>
               </w:p>
             </w:tc>
@@ -18363,7 +18131,7 @@
                     <w:szCs w:val="24"/>
                     <w:rtl w:val="0"/>
                   </w:rPr>
-                  <w:t xml:space="preserve">Prueba (Test)</w:t>
+                  <w:t xml:space="preserve">Inspección</w:t>
                 </w:r>
               </w:p>
             </w:tc>
@@ -18390,19 +18158,19 @@
         <w:pStyle w:val="Heading2"/>
         <w:rPr/>
       </w:pPr>
-      <w:bookmarkStart w:colFirst="0" w:colLast="0" w:name="_heading=h.b20khds3jfvv" w:id="59"/>
+      <w:bookmarkStart w:colFirst="0" w:colLast="0" w:name="_heading=h.pydwsilugroj" w:id="59"/>
       <w:bookmarkEnd w:id="59"/>
       <w:r>
         <w:rPr>
           <w:rtl w:val="0"/>
         </w:rPr>
-        <w:t xml:space="preserve">5.13 RNF-013:</w:t>
+        <w:t xml:space="preserve">5.10 RNF-010:</w:t>
       </w:r>
     </w:p>
     <w:sdt>
       <w:sdtPr>
         <w:lock w:val="contentLocked"/>
-        <w:id w:val="1734940107"/>
+        <w:id w:val="609253878"/>
         <w:tag w:val="goog_rdk_36"/>
       </w:sdtPr>
       <w:sdtContent>
@@ -18497,7 +18265,7 @@
                     <w:szCs w:val="24"/>
                     <w:rtl w:val="0"/>
                   </w:rPr>
-                  <w:t xml:space="preserve">Registro de eventos técnicos</w:t>
+                  <w:t xml:space="preserve">Escalabilidad</w:t>
                 </w:r>
               </w:p>
             </w:tc>
@@ -18636,7 +18404,7 @@
                     <w:szCs w:val="24"/>
                     <w:rtl w:val="0"/>
                   </w:rPr>
-                  <w:t xml:space="preserve">El sistema deberá registrar los errores y eventos técnicos relevantes para facilitar el diagnóstico de fallos, sin exponer información sensible a los usuarios finales.</w:t>
+                  <w:t xml:space="preserve">La arquitectura del sistema deberá permitir incorporar nuevos módulos, catálogos y funcionalidades mediante componentes desacoplados, minimizando el impacto sobre los módulos existentes.</w:t>
                 </w:r>
               </w:p>
             </w:tc>
@@ -18798,54 +18566,22 @@
     </w:p>
     <w:p>
       <w:pPr>
-        <w:pStyle w:val="Heading1"/>
-        <w:numPr>
-          <w:ilvl w:val="0"/>
-          <w:numId w:val="3"/>
-        </w:numPr>
-        <w:ind w:left="720" w:hanging="360"/>
-        <w:jc w:val="center"/>
-        <w:rPr>
-          <w:rFonts w:ascii="Calibri" w:cs="Calibri" w:eastAsia="Calibri" w:hAnsi="Calibri"/>
-        </w:rPr>
-      </w:pPr>
-      <w:bookmarkStart w:colFirst="0" w:colLast="0" w:name="_heading=h.2yvx2r2u0187" w:id="60"/>
+        <w:pStyle w:val="Heading2"/>
+        <w:rPr/>
+      </w:pPr>
+      <w:bookmarkStart w:colFirst="0" w:colLast="0" w:name="_heading=h.99keqi8gijk1" w:id="60"/>
       <w:bookmarkEnd w:id="60"/>
       <w:r>
         <w:rPr>
-          <w:b w:val="1"/>
-          <w:bCs w:val="1"/>
-          <w:color w:val="000000"/>
-          <w:sz w:val="24"/>
-          <w:szCs w:val="24"/>
           <w:rtl w:val="0"/>
         </w:rPr>
-        <w:t xml:space="preserve">REQUERIMIENTOS ESPECIALES DEL SISTEMA</w:t>
-      </w:r>
-      <w:r>
-        <w:rPr>
-          <w:rtl w:val="0"/>
-        </w:rPr>
-      </w:r>
-    </w:p>
-    <w:p>
-      <w:pPr>
-        <w:pStyle w:val="Heading2"/>
-        <w:rPr/>
-      </w:pPr>
-      <w:bookmarkStart w:colFirst="0" w:colLast="0" w:name="_heading=h.a495hzrcrbdn" w:id="61"/>
-      <w:bookmarkEnd w:id="61"/>
-      <w:r>
-        <w:rPr>
-          <w:rtl w:val="0"/>
-        </w:rPr>
-        <w:t xml:space="preserve">6.1 RE-001:</w:t>
+        <w:t xml:space="preserve">5.11 RNF-011:</w:t>
       </w:r>
     </w:p>
     <w:sdt>
       <w:sdtPr>
         <w:lock w:val="contentLocked"/>
-        <w:id w:val="-308369528"/>
+        <w:id w:val="1466052064"/>
         <w:tag w:val="goog_rdk_37"/>
       </w:sdtPr>
       <w:sdtContent>
@@ -18940,7 +18676,7 @@
                     <w:szCs w:val="24"/>
                     <w:rtl w:val="0"/>
                   </w:rPr>
-                  <w:t xml:space="preserve">Exportación de información para empresa aliada</w:t>
+                  <w:t xml:space="preserve">Respaldo y recuperación de la información</w:t>
                 </w:r>
               </w:p>
             </w:tc>
@@ -18983,7 +18719,7 @@
                     <w:szCs w:val="24"/>
                     <w:rtl w:val="0"/>
                   </w:rPr>
-                  <w:t xml:space="preserve">Tipo</w:t>
+                  <w:t xml:space="preserve">Categoría</w:t>
                 </w:r>
               </w:p>
             </w:tc>
@@ -19010,7 +18746,7 @@
                     <w:szCs w:val="24"/>
                     <w:rtl w:val="0"/>
                   </w:rPr>
-                  <w:t xml:space="preserve">Interoperabilidad</w:t>
+                  <w:t xml:space="preserve">Disponibilidad</w:t>
                 </w:r>
               </w:p>
             </w:tc>
@@ -19079,7 +18815,7 @@
                     <w:szCs w:val="24"/>
                     <w:rtl w:val="0"/>
                   </w:rPr>
-                  <w:t xml:space="preserve">El sistema deberá generar archivos de exportación compatibles con el formato acordado con la empresa aliada, garantizando la correcta interoperabilidad entre ambas organizaciones.</w:t>
+                  <w:t xml:space="preserve">El sistema deberá permitir realizar respaldos de la información almacenada y disponer de mecanismos que faciliten su recuperación en caso de pérdida o falla de la base de datos.</w:t>
                 </w:r>
               </w:p>
             </w:tc>
@@ -19217,7 +18953,7 @@
                     <w:szCs w:val="24"/>
                     <w:rtl w:val="0"/>
                   </w:rPr>
-                  <w:t xml:space="preserve">Prueba (Test)</w:t>
+                  <w:t xml:space="preserve">Inspección</w:t>
                 </w:r>
               </w:p>
             </w:tc>
@@ -19244,19 +18980,19 @@
         <w:pStyle w:val="Heading2"/>
         <w:rPr/>
       </w:pPr>
-      <w:bookmarkStart w:colFirst="0" w:colLast="0" w:name="_heading=h.mqfzm2qpq0ct" w:id="62"/>
-      <w:bookmarkEnd w:id="62"/>
+      <w:bookmarkStart w:colFirst="0" w:colLast="0" w:name="_heading=h.w60aaeddmj8u" w:id="61"/>
+      <w:bookmarkEnd w:id="61"/>
       <w:r>
         <w:rPr>
           <w:rtl w:val="0"/>
         </w:rPr>
-        <w:t xml:space="preserve">6.2 RE-002:</w:t>
+        <w:t xml:space="preserve">5.12 RNF-012:</w:t>
       </w:r>
     </w:p>
     <w:sdt>
       <w:sdtPr>
         <w:lock w:val="contentLocked"/>
-        <w:id w:val="1313528494"/>
+        <w:id w:val="1673503943"/>
         <w:tag w:val="goog_rdk_38"/>
       </w:sdtPr>
       <w:sdtContent>
@@ -19351,7 +19087,7 @@
                     <w:szCs w:val="24"/>
                     <w:rtl w:val="0"/>
                   </w:rPr>
-                  <w:t xml:space="preserve">Arquitectura de autenticación institucional</w:t>
+                  <w:t xml:space="preserve">Consistencia transaccional</w:t>
                 </w:r>
               </w:p>
             </w:tc>
@@ -19394,7 +19130,7 @@
                     <w:szCs w:val="24"/>
                     <w:rtl w:val="0"/>
                   </w:rPr>
-                  <w:t xml:space="preserve">Tipo</w:t>
+                  <w:t xml:space="preserve">Categoría</w:t>
                 </w:r>
               </w:p>
             </w:tc>
@@ -19421,7 +19157,7 @@
                     <w:szCs w:val="24"/>
                     <w:rtl w:val="0"/>
                   </w:rPr>
-                  <w:t xml:space="preserve">Política / Estándar</w:t>
+                  <w:t xml:space="preserve">Integridad</w:t>
                 </w:r>
               </w:p>
             </w:tc>
@@ -19490,7 +19226,7 @@
                     <w:szCs w:val="24"/>
                     <w:rtl w:val="0"/>
                   </w:rPr>
-                  <w:t xml:space="preserve">El sistema deberá implementar el mecanismo de autenticación y autorización definido para IKernell, utilizando control de acceso basado en roles para proteger las funcionalidades de la aplicación.</w:t>
+                  <w:t xml:space="preserve">El sistema deberá garantizar que las operaciones que involucren múltiples entidades se ejecuten de manera consistente, evitando estados parciales o información inconsistente cuando ocurra un error durante la transacción.</w:t>
                 </w:r>
               </w:p>
             </w:tc>
@@ -19628,7 +19364,7 @@
                     <w:szCs w:val="24"/>
                     <w:rtl w:val="0"/>
                   </w:rPr>
-                  <w:t xml:space="preserve">Inspección</w:t>
+                  <w:t xml:space="preserve">Prueba (Test)</w:t>
                 </w:r>
               </w:p>
             </w:tc>
@@ -19640,8 +19376,6 @@
       <w:pPr>
         <w:spacing w:after="0" w:lineRule="auto"/>
         <w:rPr>
-          <w:b w:val="1"/>
-          <w:bCs w:val="1"/>
           <w:sz w:val="24"/>
           <w:szCs w:val="24"/>
         </w:rPr>
@@ -19657,19 +19391,19 @@
         <w:pStyle w:val="Heading2"/>
         <w:rPr/>
       </w:pPr>
-      <w:bookmarkStart w:colFirst="0" w:colLast="0" w:name="_heading=h.di3lqsj8o4lk" w:id="63"/>
-      <w:bookmarkEnd w:id="63"/>
+      <w:bookmarkStart w:colFirst="0" w:colLast="0" w:name="_heading=h.b20khds3jfvv" w:id="62"/>
+      <w:bookmarkEnd w:id="62"/>
       <w:r>
         <w:rPr>
           <w:rtl w:val="0"/>
         </w:rPr>
-        <w:t xml:space="preserve">6.3 RE-003:</w:t>
+        <w:t xml:space="preserve">5.13 RNF-013:</w:t>
       </w:r>
     </w:p>
     <w:sdt>
       <w:sdtPr>
         <w:lock w:val="contentLocked"/>
-        <w:id w:val="-1939913185"/>
+        <w:id w:val="-1511361449"/>
         <w:tag w:val="goog_rdk_39"/>
       </w:sdtPr>
       <w:sdtContent>
@@ -19764,7 +19498,7 @@
                     <w:szCs w:val="24"/>
                     <w:rtl w:val="0"/>
                   </w:rPr>
-                  <w:t xml:space="preserve">Ejecución como aplicación web</w:t>
+                  <w:t xml:space="preserve">Registro de eventos técnicos</w:t>
                 </w:r>
               </w:p>
             </w:tc>
@@ -19807,7 +19541,7 @@
                     <w:szCs w:val="24"/>
                     <w:rtl w:val="0"/>
                   </w:rPr>
-                  <w:t xml:space="preserve">Tipo</w:t>
+                  <w:t xml:space="preserve">Categoría</w:t>
                 </w:r>
               </w:p>
             </w:tc>
@@ -19834,7 +19568,7 @@
                     <w:szCs w:val="24"/>
                     <w:rtl w:val="0"/>
                   </w:rPr>
-                  <w:t xml:space="preserve">Entorno Operacional</w:t>
+                  <w:t xml:space="preserve">Mantenibilidad</w:t>
                 </w:r>
               </w:p>
             </w:tc>
@@ -19903,7 +19637,7 @@
                     <w:szCs w:val="24"/>
                     <w:rtl w:val="0"/>
                   </w:rPr>
-                  <w:t xml:space="preserve">La solución deberá ejecutarse como una aplicación web accesible desde navegadores compatibles, sin requerir instalación de software adicional por parte del usuario final.</w:t>
+                  <w:t xml:space="preserve">El sistema deberá registrar los errores y eventos técnicos relevantes para facilitar el diagnóstico de fallos, sin exponer información sensible a los usuarios finales.</w:t>
                 </w:r>
               </w:p>
             </w:tc>
@@ -19972,7 +19706,7 @@
                     <w:szCs w:val="24"/>
                     <w:rtl w:val="0"/>
                   </w:rPr>
-                  <w:t xml:space="preserve">Alta</w:t>
+                  <w:t xml:space="preserve">Media</w:t>
                 </w:r>
               </w:p>
             </w:tc>
@@ -20041,7 +19775,7 @@
                     <w:szCs w:val="24"/>
                     <w:rtl w:val="0"/>
                   </w:rPr>
-                  <w:t xml:space="preserve">Demostración</w:t>
+                  <w:t xml:space="preserve">Inspección</w:t>
                 </w:r>
               </w:p>
             </w:tc>
@@ -20053,8 +19787,6 @@
       <w:pPr>
         <w:spacing w:after="0" w:lineRule="auto"/>
         <w:rPr>
-          <w:b w:val="1"/>
-          <w:bCs w:val="1"/>
           <w:sz w:val="24"/>
           <w:szCs w:val="24"/>
         </w:rPr>
@@ -20067,22 +19799,54 @@
     </w:p>
     <w:p>
       <w:pPr>
+        <w:pStyle w:val="Heading1"/>
+        <w:numPr>
+          <w:ilvl w:val="0"/>
+          <w:numId w:val="3"/>
+        </w:numPr>
+        <w:ind w:left="720" w:hanging="360"/>
+        <w:jc w:val="center"/>
+        <w:rPr>
+          <w:rFonts w:ascii="Calibri" w:cs="Calibri" w:eastAsia="Calibri" w:hAnsi="Calibri"/>
+        </w:rPr>
+      </w:pPr>
+      <w:bookmarkStart w:colFirst="0" w:colLast="0" w:name="_heading=h.2yvx2r2u0187" w:id="63"/>
+      <w:bookmarkEnd w:id="63"/>
+      <w:r>
+        <w:rPr>
+          <w:b w:val="1"/>
+          <w:bCs w:val="1"/>
+          <w:color w:val="000000"/>
+          <w:sz w:val="24"/>
+          <w:szCs w:val="24"/>
+          <w:rtl w:val="0"/>
+        </w:rPr>
+        <w:t xml:space="preserve">REQUERIMIENTOS ESPECIALES DEL SISTEMA</w:t>
+      </w:r>
+      <w:r>
+        <w:rPr>
+          <w:rtl w:val="0"/>
+        </w:rPr>
+      </w:r>
+    </w:p>
+    <w:p>
+      <w:pPr>
         <w:pStyle w:val="Heading2"/>
         <w:rPr/>
       </w:pPr>
-      <w:bookmarkStart w:colFirst="0" w:colLast="0" w:name="_heading=h.q1cerrxmkjks" w:id="64"/>
+      <w:bookmarkStart w:colFirst="0" w:colLast="0" w:name="_heading=h.a495hzrcrbdn" w:id="64"/>
       <w:bookmarkEnd w:id="64"/>
       <w:r>
         <w:rPr>
           <w:rtl w:val="0"/>
         </w:rPr>
-        <w:t xml:space="preserve">6.4 RE-004:</w:t>
+        <w:t xml:space="preserve">6.1 RE-001:</w:t>
       </w:r>
     </w:p>
     <w:sdt>
       <w:sdtPr>
         <w:lock w:val="contentLocked"/>
-        <w:id w:val="1128307778"/>
+        <w:id w:val="-1466938323"/>
         <w:tag w:val="goog_rdk_40"/>
       </w:sdtPr>
       <w:sdtContent>
@@ -20177,7 +19941,7 @@
                     <w:szCs w:val="24"/>
                     <w:rtl w:val="0"/>
                   </w:rPr>
-                  <w:t xml:space="preserve">Plataforma tecnológica del sistema</w:t>
+                  <w:t xml:space="preserve">Exportación de información para empresa aliada</w:t>
                 </w:r>
               </w:p>
             </w:tc>
@@ -20247,7 +20011,7 @@
                     <w:szCs w:val="24"/>
                     <w:rtl w:val="0"/>
                   </w:rPr>
-                  <w:t xml:space="preserve">Entorno Operacional</w:t>
+                  <w:t xml:space="preserve">Interoperabilidad</w:t>
                 </w:r>
               </w:p>
             </w:tc>
@@ -20316,7 +20080,7 @@
                     <w:szCs w:val="24"/>
                     <w:rtl w:val="0"/>
                   </w:rPr>
-                  <w:t xml:space="preserve">La solución deberá implementarse utilizando Java 17 y Spring Boot para el backend, React con TypeScript para el frontend y PostgreSQL como sistema gestor de base de datos.</w:t>
+                  <w:t xml:space="preserve">El sistema deberá generar archivos de exportación compatibles con el formato acordado con la empresa aliada, garantizando la correcta interoperabilidad entre ambas organizaciones.</w:t>
                 </w:r>
               </w:p>
             </w:tc>
@@ -20454,7 +20218,7 @@
                     <w:szCs w:val="24"/>
                     <w:rtl w:val="0"/>
                   </w:rPr>
-                  <w:t xml:space="preserve">Inspección</w:t>
+                  <w:t xml:space="preserve">Prueba (Test)</w:t>
                 </w:r>
               </w:p>
             </w:tc>
@@ -20466,8 +20230,6 @@
       <w:pPr>
         <w:spacing w:after="0" w:lineRule="auto"/>
         <w:rPr>
-          <w:b w:val="1"/>
-          <w:bCs w:val="1"/>
           <w:sz w:val="24"/>
           <w:szCs w:val="24"/>
         </w:rPr>
@@ -20483,19 +20245,19 @@
         <w:pStyle w:val="Heading2"/>
         <w:rPr/>
       </w:pPr>
-      <w:bookmarkStart w:colFirst="0" w:colLast="0" w:name="_heading=h.y110k4p49l9n" w:id="65"/>
+      <w:bookmarkStart w:colFirst="0" w:colLast="0" w:name="_heading=h.mqfzm2qpq0ct" w:id="65"/>
       <w:bookmarkEnd w:id="65"/>
       <w:r>
         <w:rPr>
           <w:rtl w:val="0"/>
         </w:rPr>
-        <w:t xml:space="preserve">6.1 RE-005:5</w:t>
+        <w:t xml:space="preserve">6.2 RE-002:</w:t>
       </w:r>
     </w:p>
     <w:sdt>
       <w:sdtPr>
         <w:lock w:val="contentLocked"/>
-        <w:id w:val="475881017"/>
+        <w:id w:val="933994035"/>
         <w:tag w:val="goog_rdk_41"/>
       </w:sdtPr>
       <w:sdtContent>
@@ -20590,7 +20352,7 @@
                     <w:szCs w:val="24"/>
                     <w:rtl w:val="0"/>
                   </w:rPr>
-                  <w:t xml:space="preserve">Conservación de información histórica</w:t>
+                  <w:t xml:space="preserve">Arquitectura de autenticación institucional</w:t>
                 </w:r>
               </w:p>
             </w:tc>
@@ -20729,7 +20491,7 @@
                     <w:szCs w:val="24"/>
                     <w:rtl w:val="0"/>
                   </w:rPr>
-                  <w:t xml:space="preserve">Las operaciones de inhabilitación lógica deberán conservar la información histórica y las relaciones existentes, evitando la eliminación física de los registros administrados por el sistema.</w:t>
+                  <w:t xml:space="preserve">El sistema deberá implementar el mecanismo de autenticación y autorización definido para IKernell, utilizando control de acceso basado en roles para proteger las funcionalidades de la aplicación.</w:t>
                 </w:r>
               </w:p>
             </w:tc>
@@ -20896,19 +20658,19 @@
         <w:pStyle w:val="Heading2"/>
         <w:rPr/>
       </w:pPr>
-      <w:bookmarkStart w:colFirst="0" w:colLast="0" w:name="_heading=h.kvzedyg8tb60" w:id="66"/>
+      <w:bookmarkStart w:colFirst="0" w:colLast="0" w:name="_heading=h.di3lqsj8o4lk" w:id="66"/>
       <w:bookmarkEnd w:id="66"/>
       <w:r>
         <w:rPr>
           <w:rtl w:val="0"/>
         </w:rPr>
-        <w:t xml:space="preserve">6.6 RE-006:</w:t>
+        <w:t xml:space="preserve">6.3 RE-003:</w:t>
       </w:r>
     </w:p>
     <w:sdt>
       <w:sdtPr>
         <w:lock w:val="contentLocked"/>
-        <w:id w:val="-518838299"/>
+        <w:id w:val="-2129876645"/>
         <w:tag w:val="goog_rdk_42"/>
       </w:sdtPr>
       <w:sdtContent>
@@ -21003,7 +20765,7 @@
                     <w:szCs w:val="24"/>
                     <w:rtl w:val="0"/>
                   </w:rPr>
-                  <w:t xml:space="preserve">Compatibilidad de archivos exportados</w:t>
+                  <w:t xml:space="preserve">Ejecución como aplicación web</w:t>
                 </w:r>
               </w:p>
             </w:tc>
@@ -21073,7 +20835,7 @@
                     <w:szCs w:val="24"/>
                     <w:rtl w:val="0"/>
                   </w:rPr>
-                  <w:t xml:space="preserve">Interoperabilidad</w:t>
+                  <w:t xml:space="preserve">Entorno Operacional</w:t>
                 </w:r>
               </w:p>
             </w:tc>
@@ -21142,7 +20904,7 @@
                     <w:szCs w:val="24"/>
                     <w:rtl w:val="0"/>
                   </w:rPr>
-                  <w:t xml:space="preserve">Los archivos exportados deberán utilizar una codificación compatible con los sistemas de la empresa aliada para garantizar la correcta lectura e intercambio de información.</w:t>
+                  <w:t xml:space="preserve">La solución deberá ejecutarse como una aplicación web accesible desde navegadores compatibles, sin requerir instalación de software adicional por parte del usuario final.</w:t>
                 </w:r>
               </w:p>
             </w:tc>
@@ -21211,7 +20973,7 @@
                     <w:szCs w:val="24"/>
                     <w:rtl w:val="0"/>
                   </w:rPr>
-                  <w:t xml:space="preserve">Media</w:t>
+                  <w:t xml:space="preserve">Alta</w:t>
                 </w:r>
               </w:p>
             </w:tc>
@@ -21280,7 +21042,7 @@
                     <w:szCs w:val="24"/>
                     <w:rtl w:val="0"/>
                   </w:rPr>
-                  <w:t xml:space="preserve">Prueba (Test)</w:t>
+                  <w:t xml:space="preserve">Demostración</w:t>
                 </w:r>
               </w:p>
             </w:tc>
@@ -21309,19 +21071,19 @@
         <w:pStyle w:val="Heading2"/>
         <w:rPr/>
       </w:pPr>
-      <w:bookmarkStart w:colFirst="0" w:colLast="0" w:name="_heading=h.nj2yi868wwl" w:id="67"/>
+      <w:bookmarkStart w:colFirst="0" w:colLast="0" w:name="_heading=h.q1cerrxmkjks" w:id="67"/>
       <w:bookmarkEnd w:id="67"/>
       <w:r>
         <w:rPr>
           <w:rtl w:val="0"/>
         </w:rPr>
-        <w:t xml:space="preserve">6.7 RE-007:</w:t>
+        <w:t xml:space="preserve">6.4 RE-004:</w:t>
       </w:r>
     </w:p>
     <w:sdt>
       <w:sdtPr>
         <w:lock w:val="contentLocked"/>
-        <w:id w:val="1470074581"/>
+        <w:id w:val="-512986087"/>
         <w:tag w:val="goog_rdk_43"/>
       </w:sdtPr>
       <w:sdtContent>
@@ -21416,7 +21178,7 @@
                     <w:szCs w:val="24"/>
                     <w:rtl w:val="0"/>
                   </w:rPr>
-                  <w:t xml:space="preserve">Protección del acceso a la información</w:t>
+                  <w:t xml:space="preserve">Plataforma tecnológica del sistema</w:t>
                 </w:r>
               </w:p>
             </w:tc>
@@ -21486,7 +21248,7 @@
                     <w:szCs w:val="24"/>
                     <w:rtl w:val="0"/>
                   </w:rPr>
-                  <w:t xml:space="preserve">Ético</w:t>
+                  <w:t xml:space="preserve">Entorno Operacional</w:t>
                 </w:r>
               </w:p>
             </w:tc>
@@ -21555,7 +21317,7 @@
                     <w:szCs w:val="24"/>
                     <w:rtl w:val="0"/>
                   </w:rPr>
-                  <w:t xml:space="preserve">El sistema deberá garantizar que cada usuario acceda únicamente a la información autorizada según su rol, evitando la exposición de datos no permitidos y respetando el principio de mínimo privilegio.</w:t>
+                  <w:t xml:space="preserve">La solución deberá implementarse utilizando Java 17 y Spring Boot para el backend, React con TypeScript para el frontend y PostgreSQL como sistema gestor de base de datos.</w:t>
                 </w:r>
               </w:p>
             </w:tc>
@@ -21693,7 +21455,7 @@
                     <w:szCs w:val="24"/>
                     <w:rtl w:val="0"/>
                   </w:rPr>
-                  <w:t xml:space="preserve">Análisis</w:t>
+                  <w:t xml:space="preserve">Inspección</w:t>
                 </w:r>
               </w:p>
             </w:tc>
@@ -21722,19 +21484,19 @@
         <w:pStyle w:val="Heading2"/>
         <w:rPr/>
       </w:pPr>
-      <w:bookmarkStart w:colFirst="0" w:colLast="0" w:name="_heading=h.v1j757gisx2u" w:id="68"/>
+      <w:bookmarkStart w:colFirst="0" w:colLast="0" w:name="_heading=h.y110k4p49l9n" w:id="68"/>
       <w:bookmarkEnd w:id="68"/>
       <w:r>
         <w:rPr>
           <w:rtl w:val="0"/>
         </w:rPr>
-        <w:t xml:space="preserve">6.8 RE-008:</w:t>
+        <w:t xml:space="preserve">6.1 RE-005:5</w:t>
       </w:r>
     </w:p>
     <w:sdt>
       <w:sdtPr>
         <w:lock w:val="contentLocked"/>
-        <w:id w:val="-211416546"/>
+        <w:id w:val="-851664112"/>
         <w:tag w:val="goog_rdk_44"/>
       </w:sdtPr>
       <w:sdtContent>
@@ -21829,7 +21591,7 @@
                     <w:szCs w:val="24"/>
                     <w:rtl w:val="0"/>
                   </w:rPr>
-                  <w:t xml:space="preserve">Reutilización de componentes del sistema</w:t>
+                  <w:t xml:space="preserve">Conservación de información histórica</w:t>
                 </w:r>
               </w:p>
             </w:tc>
@@ -21899,7 +21661,7 @@
                     <w:szCs w:val="24"/>
                     <w:rtl w:val="0"/>
                   </w:rPr>
-                  <w:t xml:space="preserve">Sostenibilidad</w:t>
+                  <w:t xml:space="preserve">Política / Estándar</w:t>
                 </w:r>
               </w:p>
             </w:tc>
@@ -21968,7 +21730,7 @@
                     <w:szCs w:val="24"/>
                     <w:rtl w:val="0"/>
                   </w:rPr>
-                  <w:t xml:space="preserve">La solución deberá favorecer la reutilización de componentes de software y evitar la duplicidad funcional para facilitar el mantenimiento y la evolución del sistema.</w:t>
+                  <w:t xml:space="preserve">Las operaciones de inhabilitación lógica deberán conservar la información histórica y las relaciones existentes, evitando la eliminación física de los registros administrados por el sistema.</w:t>
                 </w:r>
               </w:p>
             </w:tc>
@@ -22037,7 +21799,7 @@
                     <w:szCs w:val="24"/>
                     <w:rtl w:val="0"/>
                   </w:rPr>
-                  <w:t xml:space="preserve">Media</w:t>
+                  <w:t xml:space="preserve">Alta</w:t>
                 </w:r>
               </w:p>
             </w:tc>
@@ -22135,8 +21897,1247 @@
         <w:pStyle w:val="Heading2"/>
         <w:rPr/>
       </w:pPr>
-      <w:bookmarkStart w:colFirst="0" w:colLast="0" w:name="_heading=h.at4bv6d9th0s" w:id="69"/>
+      <w:bookmarkStart w:colFirst="0" w:colLast="0" w:name="_heading=h.kvzedyg8tb60" w:id="69"/>
       <w:bookmarkEnd w:id="69"/>
+      <w:r>
+        <w:rPr>
+          <w:rtl w:val="0"/>
+        </w:rPr>
+        <w:t xml:space="preserve">6.6 RE-006:</w:t>
+      </w:r>
+    </w:p>
+    <w:sdt>
+      <w:sdtPr>
+        <w:lock w:val="contentLocked"/>
+        <w:id w:val="1098786430"/>
+        <w:tag w:val="goog_rdk_45"/>
+      </w:sdtPr>
+      <w:sdtContent>
+        <w:tbl>
+          <w:tblPr>
+            <w:tblStyle w:val="Table46"/>
+            <w:tblW w:w="8430.0" w:type="dxa"/>
+            <w:jc w:val="left"/>
+            <w:tblInd w:w="360.0" w:type="dxa"/>
+            <w:tblBorders>
+              <w:top w:color="000000" w:space="0" w:sz="8" w:val="single"/>
+              <w:left w:color="000000" w:space="0" w:sz="8" w:val="single"/>
+              <w:bottom w:color="000000" w:space="0" w:sz="8" w:val="single"/>
+              <w:right w:color="000000" w:space="0" w:sz="8" w:val="single"/>
+              <w:insideH w:color="000000" w:space="0" w:sz="8" w:val="single"/>
+              <w:insideV w:color="000000" w:space="0" w:sz="8" w:val="single"/>
+            </w:tblBorders>
+            <w:tblLayout w:type="fixed"/>
+            <w:tblLook w:val="0600"/>
+          </w:tblPr>
+          <w:tblGrid>
+            <w:gridCol w:w="2520"/>
+            <w:gridCol w:w="5910"/>
+            <w:tblGridChange w:id="0">
+              <w:tblGrid>
+                <w:gridCol w:w="2520"/>
+                <w:gridCol w:w="5910"/>
+              </w:tblGrid>
+            </w:tblGridChange>
+          </w:tblGrid>
+          <w:tr>
+            <w:trPr>
+              <w:cantSplit w:val="0"/>
+              <w:tblHeader w:val="0"/>
+            </w:trPr>
+            <w:tc>
+              <w:tcPr>
+                <w:shd w:fill="auto" w:val="clear"/>
+                <w:tcMar>
+                  <w:top w:w="100.0" w:type="dxa"/>
+                  <w:left w:w="100.0" w:type="dxa"/>
+                  <w:bottom w:w="100.0" w:type="dxa"/>
+                  <w:right w:w="100.0" w:type="dxa"/>
+                </w:tcMar>
+                <w:vAlign w:val="top"/>
+              </w:tcPr>
+              <w:p>
+                <w:pPr>
+                  <w:widowControl w:val="0"/>
+                  <w:spacing w:after="0" w:line="240" w:lineRule="auto"/>
+                  <w:rPr>
+                    <w:b w:val="1"/>
+                    <w:bCs w:val="1"/>
+                    <w:color w:val="1f3864"/>
+                    <w:sz w:val="24"/>
+                    <w:szCs w:val="24"/>
+                  </w:rPr>
+                </w:pPr>
+                <w:r>
+                  <w:rPr>
+                    <w:b w:val="1"/>
+                    <w:bCs w:val="1"/>
+                    <w:color w:val="1f3864"/>
+                    <w:sz w:val="24"/>
+                    <w:szCs w:val="24"/>
+                    <w:rtl w:val="0"/>
+                  </w:rPr>
+                  <w:t xml:space="preserve">Nombre</w:t>
+                </w:r>
+              </w:p>
+            </w:tc>
+            <w:tc>
+              <w:tcPr>
+                <w:tcMar>
+                  <w:top w:w="80.0" w:type="dxa"/>
+                  <w:left w:w="120.0" w:type="dxa"/>
+                  <w:bottom w:w="80.0" w:type="dxa"/>
+                  <w:right w:w="120.0" w:type="dxa"/>
+                </w:tcMar>
+              </w:tcPr>
+              <w:p>
+                <w:pPr>
+                  <w:spacing w:after="0" w:line="240" w:lineRule="auto"/>
+                  <w:rPr>
+                    <w:sz w:val="24"/>
+                    <w:szCs w:val="24"/>
+                  </w:rPr>
+                </w:pPr>
+                <w:r>
+                  <w:rPr>
+                    <w:sz w:val="24"/>
+                    <w:szCs w:val="24"/>
+                    <w:rtl w:val="0"/>
+                  </w:rPr>
+                  <w:t xml:space="preserve">Compatibilidad de archivos exportados</w:t>
+                </w:r>
+              </w:p>
+            </w:tc>
+          </w:tr>
+          <w:tr>
+            <w:trPr>
+              <w:cantSplit w:val="0"/>
+              <w:trHeight w:val="487.96875" w:hRule="atLeast"/>
+              <w:tblHeader w:val="0"/>
+            </w:trPr>
+            <w:tc>
+              <w:tcPr>
+                <w:shd w:fill="auto" w:val="clear"/>
+                <w:tcMar>
+                  <w:top w:w="100.0" w:type="dxa"/>
+                  <w:left w:w="100.0" w:type="dxa"/>
+                  <w:bottom w:w="100.0" w:type="dxa"/>
+                  <w:right w:w="100.0" w:type="dxa"/>
+                </w:tcMar>
+                <w:vAlign w:val="top"/>
+              </w:tcPr>
+              <w:p>
+                <w:pPr>
+                  <w:widowControl w:val="0"/>
+                  <w:spacing w:after="0" w:line="240" w:lineRule="auto"/>
+                  <w:rPr>
+                    <w:b w:val="1"/>
+                    <w:bCs w:val="1"/>
+                    <w:color w:val="1f3864"/>
+                    <w:sz w:val="24"/>
+                    <w:szCs w:val="24"/>
+                  </w:rPr>
+                </w:pPr>
+                <w:r>
+                  <w:rPr>
+                    <w:b w:val="1"/>
+                    <w:bCs w:val="1"/>
+                    <w:color w:val="1f3864"/>
+                    <w:sz w:val="24"/>
+                    <w:szCs w:val="24"/>
+                    <w:rtl w:val="0"/>
+                  </w:rPr>
+                  <w:t xml:space="preserve">Tipo</w:t>
+                </w:r>
+              </w:p>
+            </w:tc>
+            <w:tc>
+              <w:tcPr>
+                <w:tcMar>
+                  <w:top w:w="80.0" w:type="dxa"/>
+                  <w:left w:w="120.0" w:type="dxa"/>
+                  <w:bottom w:w="80.0" w:type="dxa"/>
+                  <w:right w:w="120.0" w:type="dxa"/>
+                </w:tcMar>
+              </w:tcPr>
+              <w:p>
+                <w:pPr>
+                  <w:spacing w:after="0" w:line="240" w:lineRule="auto"/>
+                  <w:rPr>
+                    <w:sz w:val="24"/>
+                    <w:szCs w:val="24"/>
+                  </w:rPr>
+                </w:pPr>
+                <w:r>
+                  <w:rPr>
+                    <w:sz w:val="24"/>
+                    <w:szCs w:val="24"/>
+                    <w:rtl w:val="0"/>
+                  </w:rPr>
+                  <w:t xml:space="preserve">Interoperabilidad</w:t>
+                </w:r>
+              </w:p>
+            </w:tc>
+          </w:tr>
+          <w:tr>
+            <w:trPr>
+              <w:cantSplit w:val="0"/>
+              <w:tblHeader w:val="0"/>
+            </w:trPr>
+            <w:tc>
+              <w:tcPr>
+                <w:shd w:fill="auto" w:val="clear"/>
+                <w:tcMar>
+                  <w:top w:w="100.0" w:type="dxa"/>
+                  <w:left w:w="100.0" w:type="dxa"/>
+                  <w:bottom w:w="100.0" w:type="dxa"/>
+                  <w:right w:w="100.0" w:type="dxa"/>
+                </w:tcMar>
+                <w:vAlign w:val="top"/>
+              </w:tcPr>
+              <w:p>
+                <w:pPr>
+                  <w:widowControl w:val="0"/>
+                  <w:spacing w:after="0" w:line="240" w:lineRule="auto"/>
+                  <w:rPr>
+                    <w:b w:val="1"/>
+                    <w:bCs w:val="1"/>
+                    <w:color w:val="1f3864"/>
+                    <w:sz w:val="24"/>
+                    <w:szCs w:val="24"/>
+                  </w:rPr>
+                </w:pPr>
+                <w:r>
+                  <w:rPr>
+                    <w:b w:val="1"/>
+                    <w:bCs w:val="1"/>
+                    <w:color w:val="1f3864"/>
+                    <w:sz w:val="24"/>
+                    <w:szCs w:val="24"/>
+                    <w:rtl w:val="0"/>
+                  </w:rPr>
+                  <w:t xml:space="preserve">Descripción</w:t>
+                </w:r>
+              </w:p>
+            </w:tc>
+            <w:tc>
+              <w:tcPr>
+                <w:tcMar>
+                  <w:top w:w="80.0" w:type="dxa"/>
+                  <w:left w:w="120.0" w:type="dxa"/>
+                  <w:bottom w:w="80.0" w:type="dxa"/>
+                  <w:right w:w="120.0" w:type="dxa"/>
+                </w:tcMar>
+              </w:tcPr>
+              <w:p>
+                <w:pPr>
+                  <w:spacing w:after="0" w:line="240" w:lineRule="auto"/>
+                  <w:rPr>
+                    <w:sz w:val="24"/>
+                    <w:szCs w:val="24"/>
+                  </w:rPr>
+                </w:pPr>
+                <w:r>
+                  <w:rPr>
+                    <w:sz w:val="24"/>
+                    <w:szCs w:val="24"/>
+                    <w:rtl w:val="0"/>
+                  </w:rPr>
+                  <w:t xml:space="preserve">Los archivos exportados deberán utilizar una codificación compatible con los sistemas de la empresa aliada para garantizar la correcta lectura e intercambio de información.</w:t>
+                </w:r>
+              </w:p>
+            </w:tc>
+          </w:tr>
+          <w:tr>
+            <w:trPr>
+              <w:cantSplit w:val="0"/>
+              <w:tblHeader w:val="0"/>
+            </w:trPr>
+            <w:tc>
+              <w:tcPr>
+                <w:shd w:fill="auto" w:val="clear"/>
+                <w:tcMar>
+                  <w:top w:w="100.0" w:type="dxa"/>
+                  <w:left w:w="100.0" w:type="dxa"/>
+                  <w:bottom w:w="100.0" w:type="dxa"/>
+                  <w:right w:w="100.0" w:type="dxa"/>
+                </w:tcMar>
+                <w:vAlign w:val="top"/>
+              </w:tcPr>
+              <w:p>
+                <w:pPr>
+                  <w:widowControl w:val="0"/>
+                  <w:spacing w:after="0" w:line="240" w:lineRule="auto"/>
+                  <w:rPr>
+                    <w:b w:val="1"/>
+                    <w:bCs w:val="1"/>
+                    <w:color w:val="1f3864"/>
+                    <w:sz w:val="24"/>
+                    <w:szCs w:val="24"/>
+                  </w:rPr>
+                </w:pPr>
+                <w:r>
+                  <w:rPr>
+                    <w:b w:val="1"/>
+                    <w:bCs w:val="1"/>
+                    <w:color w:val="1f3864"/>
+                    <w:sz w:val="24"/>
+                    <w:szCs w:val="24"/>
+                    <w:rtl w:val="0"/>
+                  </w:rPr>
+                  <w:t xml:space="preserve">Prioridad</w:t>
+                </w:r>
+              </w:p>
+            </w:tc>
+            <w:tc>
+              <w:tcPr>
+                <w:tcMar>
+                  <w:top w:w="80.0" w:type="dxa"/>
+                  <w:left w:w="120.0" w:type="dxa"/>
+                  <w:bottom w:w="80.0" w:type="dxa"/>
+                  <w:right w:w="120.0" w:type="dxa"/>
+                </w:tcMar>
+              </w:tcPr>
+              <w:p>
+                <w:pPr>
+                  <w:spacing w:after="0" w:line="240" w:lineRule="auto"/>
+                  <w:rPr>
+                    <w:sz w:val="24"/>
+                    <w:szCs w:val="24"/>
+                  </w:rPr>
+                </w:pPr>
+                <w:r>
+                  <w:rPr>
+                    <w:sz w:val="24"/>
+                    <w:szCs w:val="24"/>
+                    <w:rtl w:val="0"/>
+                  </w:rPr>
+                  <w:t xml:space="preserve">Media</w:t>
+                </w:r>
+              </w:p>
+            </w:tc>
+          </w:tr>
+          <w:tr>
+            <w:trPr>
+              <w:cantSplit w:val="0"/>
+              <w:tblHeader w:val="0"/>
+            </w:trPr>
+            <w:tc>
+              <w:tcPr>
+                <w:shd w:fill="auto" w:val="clear"/>
+                <w:tcMar>
+                  <w:top w:w="100.0" w:type="dxa"/>
+                  <w:left w:w="100.0" w:type="dxa"/>
+                  <w:bottom w:w="100.0" w:type="dxa"/>
+                  <w:right w:w="100.0" w:type="dxa"/>
+                </w:tcMar>
+                <w:vAlign w:val="top"/>
+              </w:tcPr>
+              <w:p>
+                <w:pPr>
+                  <w:widowControl w:val="0"/>
+                  <w:spacing w:after="0" w:line="240" w:lineRule="auto"/>
+                  <w:rPr>
+                    <w:b w:val="1"/>
+                    <w:bCs w:val="1"/>
+                    <w:color w:val="1f3864"/>
+                    <w:sz w:val="24"/>
+                    <w:szCs w:val="24"/>
+                  </w:rPr>
+                </w:pPr>
+                <w:r>
+                  <w:rPr>
+                    <w:b w:val="1"/>
+                    <w:bCs w:val="1"/>
+                    <w:color w:val="1f3864"/>
+                    <w:sz w:val="24"/>
+                    <w:szCs w:val="24"/>
+                    <w:rtl w:val="0"/>
+                  </w:rPr>
+                  <w:t xml:space="preserve">Método de verificación</w:t>
+                </w:r>
+              </w:p>
+            </w:tc>
+            <w:tc>
+              <w:tcPr>
+                <w:tcMar>
+                  <w:top w:w="80.0" w:type="dxa"/>
+                  <w:left w:w="120.0" w:type="dxa"/>
+                  <w:bottom w:w="80.0" w:type="dxa"/>
+                  <w:right w:w="120.0" w:type="dxa"/>
+                </w:tcMar>
+              </w:tcPr>
+              <w:p>
+                <w:pPr>
+                  <w:spacing w:after="0" w:line="240" w:lineRule="auto"/>
+                  <w:rPr>
+                    <w:sz w:val="24"/>
+                    <w:szCs w:val="24"/>
+                  </w:rPr>
+                </w:pPr>
+                <w:r>
+                  <w:rPr>
+                    <w:sz w:val="24"/>
+                    <w:szCs w:val="24"/>
+                    <w:rtl w:val="0"/>
+                  </w:rPr>
+                  <w:t xml:space="preserve">Prueba (Test)</w:t>
+                </w:r>
+              </w:p>
+            </w:tc>
+          </w:tr>
+        </w:tbl>
+      </w:sdtContent>
+    </w:sdt>
+    <w:p>
+      <w:pPr>
+        <w:spacing w:after="0" w:lineRule="auto"/>
+        <w:rPr>
+          <w:b w:val="1"/>
+          <w:bCs w:val="1"/>
+          <w:sz w:val="24"/>
+          <w:szCs w:val="24"/>
+        </w:rPr>
+      </w:pPr>
+      <w:r>
+        <w:rPr>
+          <w:rtl w:val="0"/>
+        </w:rPr>
+      </w:r>
+    </w:p>
+    <w:p>
+      <w:pPr>
+        <w:pStyle w:val="Heading2"/>
+        <w:rPr/>
+      </w:pPr>
+      <w:bookmarkStart w:colFirst="0" w:colLast="0" w:name="_heading=h.nj2yi868wwl" w:id="70"/>
+      <w:bookmarkEnd w:id="70"/>
+      <w:r>
+        <w:rPr>
+          <w:rtl w:val="0"/>
+        </w:rPr>
+        <w:t xml:space="preserve">6.7 RE-007:</w:t>
+      </w:r>
+    </w:p>
+    <w:sdt>
+      <w:sdtPr>
+        <w:lock w:val="contentLocked"/>
+        <w:id w:val="-1784467704"/>
+        <w:tag w:val="goog_rdk_46"/>
+      </w:sdtPr>
+      <w:sdtContent>
+        <w:tbl>
+          <w:tblPr>
+            <w:tblStyle w:val="Table47"/>
+            <w:tblW w:w="8430.0" w:type="dxa"/>
+            <w:jc w:val="left"/>
+            <w:tblInd w:w="360.0" w:type="dxa"/>
+            <w:tblBorders>
+              <w:top w:color="000000" w:space="0" w:sz="8" w:val="single"/>
+              <w:left w:color="000000" w:space="0" w:sz="8" w:val="single"/>
+              <w:bottom w:color="000000" w:space="0" w:sz="8" w:val="single"/>
+              <w:right w:color="000000" w:space="0" w:sz="8" w:val="single"/>
+              <w:insideH w:color="000000" w:space="0" w:sz="8" w:val="single"/>
+              <w:insideV w:color="000000" w:space="0" w:sz="8" w:val="single"/>
+            </w:tblBorders>
+            <w:tblLayout w:type="fixed"/>
+            <w:tblLook w:val="0600"/>
+          </w:tblPr>
+          <w:tblGrid>
+            <w:gridCol w:w="2520"/>
+            <w:gridCol w:w="5910"/>
+            <w:tblGridChange w:id="0">
+              <w:tblGrid>
+                <w:gridCol w:w="2520"/>
+                <w:gridCol w:w="5910"/>
+              </w:tblGrid>
+            </w:tblGridChange>
+          </w:tblGrid>
+          <w:tr>
+            <w:trPr>
+              <w:cantSplit w:val="0"/>
+              <w:tblHeader w:val="0"/>
+            </w:trPr>
+            <w:tc>
+              <w:tcPr>
+                <w:shd w:fill="auto" w:val="clear"/>
+                <w:tcMar>
+                  <w:top w:w="100.0" w:type="dxa"/>
+                  <w:left w:w="100.0" w:type="dxa"/>
+                  <w:bottom w:w="100.0" w:type="dxa"/>
+                  <w:right w:w="100.0" w:type="dxa"/>
+                </w:tcMar>
+                <w:vAlign w:val="top"/>
+              </w:tcPr>
+              <w:p>
+                <w:pPr>
+                  <w:widowControl w:val="0"/>
+                  <w:spacing w:after="0" w:line="240" w:lineRule="auto"/>
+                  <w:rPr>
+                    <w:b w:val="1"/>
+                    <w:bCs w:val="1"/>
+                    <w:color w:val="1f3864"/>
+                    <w:sz w:val="24"/>
+                    <w:szCs w:val="24"/>
+                  </w:rPr>
+                </w:pPr>
+                <w:r>
+                  <w:rPr>
+                    <w:b w:val="1"/>
+                    <w:bCs w:val="1"/>
+                    <w:color w:val="1f3864"/>
+                    <w:sz w:val="24"/>
+                    <w:szCs w:val="24"/>
+                    <w:rtl w:val="0"/>
+                  </w:rPr>
+                  <w:t xml:space="preserve">Nombre</w:t>
+                </w:r>
+              </w:p>
+            </w:tc>
+            <w:tc>
+              <w:tcPr>
+                <w:tcMar>
+                  <w:top w:w="80.0" w:type="dxa"/>
+                  <w:left w:w="120.0" w:type="dxa"/>
+                  <w:bottom w:w="80.0" w:type="dxa"/>
+                  <w:right w:w="120.0" w:type="dxa"/>
+                </w:tcMar>
+              </w:tcPr>
+              <w:p>
+                <w:pPr>
+                  <w:spacing w:after="0" w:line="240" w:lineRule="auto"/>
+                  <w:rPr>
+                    <w:sz w:val="24"/>
+                    <w:szCs w:val="24"/>
+                  </w:rPr>
+                </w:pPr>
+                <w:r>
+                  <w:rPr>
+                    <w:sz w:val="24"/>
+                    <w:szCs w:val="24"/>
+                    <w:rtl w:val="0"/>
+                  </w:rPr>
+                  <w:t xml:space="preserve">Protección del acceso a la información</w:t>
+                </w:r>
+              </w:p>
+            </w:tc>
+          </w:tr>
+          <w:tr>
+            <w:trPr>
+              <w:cantSplit w:val="0"/>
+              <w:trHeight w:val="487.96875" w:hRule="atLeast"/>
+              <w:tblHeader w:val="0"/>
+            </w:trPr>
+            <w:tc>
+              <w:tcPr>
+                <w:shd w:fill="auto" w:val="clear"/>
+                <w:tcMar>
+                  <w:top w:w="100.0" w:type="dxa"/>
+                  <w:left w:w="100.0" w:type="dxa"/>
+                  <w:bottom w:w="100.0" w:type="dxa"/>
+                  <w:right w:w="100.0" w:type="dxa"/>
+                </w:tcMar>
+                <w:vAlign w:val="top"/>
+              </w:tcPr>
+              <w:p>
+                <w:pPr>
+                  <w:widowControl w:val="0"/>
+                  <w:spacing w:after="0" w:line="240" w:lineRule="auto"/>
+                  <w:rPr>
+                    <w:b w:val="1"/>
+                    <w:bCs w:val="1"/>
+                    <w:color w:val="1f3864"/>
+                    <w:sz w:val="24"/>
+                    <w:szCs w:val="24"/>
+                  </w:rPr>
+                </w:pPr>
+                <w:r>
+                  <w:rPr>
+                    <w:b w:val="1"/>
+                    <w:bCs w:val="1"/>
+                    <w:color w:val="1f3864"/>
+                    <w:sz w:val="24"/>
+                    <w:szCs w:val="24"/>
+                    <w:rtl w:val="0"/>
+                  </w:rPr>
+                  <w:t xml:space="preserve">Tipo</w:t>
+                </w:r>
+              </w:p>
+            </w:tc>
+            <w:tc>
+              <w:tcPr>
+                <w:tcMar>
+                  <w:top w:w="80.0" w:type="dxa"/>
+                  <w:left w:w="120.0" w:type="dxa"/>
+                  <w:bottom w:w="80.0" w:type="dxa"/>
+                  <w:right w:w="120.0" w:type="dxa"/>
+                </w:tcMar>
+              </w:tcPr>
+              <w:p>
+                <w:pPr>
+                  <w:spacing w:after="0" w:line="240" w:lineRule="auto"/>
+                  <w:rPr>
+                    <w:sz w:val="24"/>
+                    <w:szCs w:val="24"/>
+                  </w:rPr>
+                </w:pPr>
+                <w:r>
+                  <w:rPr>
+                    <w:sz w:val="24"/>
+                    <w:szCs w:val="24"/>
+                    <w:rtl w:val="0"/>
+                  </w:rPr>
+                  <w:t xml:space="preserve">Ético</w:t>
+                </w:r>
+              </w:p>
+            </w:tc>
+          </w:tr>
+          <w:tr>
+            <w:trPr>
+              <w:cantSplit w:val="0"/>
+              <w:tblHeader w:val="0"/>
+            </w:trPr>
+            <w:tc>
+              <w:tcPr>
+                <w:shd w:fill="auto" w:val="clear"/>
+                <w:tcMar>
+                  <w:top w:w="100.0" w:type="dxa"/>
+                  <w:left w:w="100.0" w:type="dxa"/>
+                  <w:bottom w:w="100.0" w:type="dxa"/>
+                  <w:right w:w="100.0" w:type="dxa"/>
+                </w:tcMar>
+                <w:vAlign w:val="top"/>
+              </w:tcPr>
+              <w:p>
+                <w:pPr>
+                  <w:widowControl w:val="0"/>
+                  <w:spacing w:after="0" w:line="240" w:lineRule="auto"/>
+                  <w:rPr>
+                    <w:b w:val="1"/>
+                    <w:bCs w:val="1"/>
+                    <w:color w:val="1f3864"/>
+                    <w:sz w:val="24"/>
+                    <w:szCs w:val="24"/>
+                  </w:rPr>
+                </w:pPr>
+                <w:r>
+                  <w:rPr>
+                    <w:b w:val="1"/>
+                    <w:bCs w:val="1"/>
+                    <w:color w:val="1f3864"/>
+                    <w:sz w:val="24"/>
+                    <w:szCs w:val="24"/>
+                    <w:rtl w:val="0"/>
+                  </w:rPr>
+                  <w:t xml:space="preserve">Descripción</w:t>
+                </w:r>
+              </w:p>
+            </w:tc>
+            <w:tc>
+              <w:tcPr>
+                <w:tcMar>
+                  <w:top w:w="80.0" w:type="dxa"/>
+                  <w:left w:w="120.0" w:type="dxa"/>
+                  <w:bottom w:w="80.0" w:type="dxa"/>
+                  <w:right w:w="120.0" w:type="dxa"/>
+                </w:tcMar>
+              </w:tcPr>
+              <w:p>
+                <w:pPr>
+                  <w:spacing w:after="0" w:line="240" w:lineRule="auto"/>
+                  <w:rPr>
+                    <w:sz w:val="24"/>
+                    <w:szCs w:val="24"/>
+                  </w:rPr>
+                </w:pPr>
+                <w:r>
+                  <w:rPr>
+                    <w:sz w:val="24"/>
+                    <w:szCs w:val="24"/>
+                    <w:rtl w:val="0"/>
+                  </w:rPr>
+                  <w:t xml:space="preserve">El sistema deberá garantizar que cada usuario acceda únicamente a la información autorizada según su rol, evitando la exposición de datos no permitidos y respetando el principio de mínimo privilegio.</w:t>
+                </w:r>
+              </w:p>
+            </w:tc>
+          </w:tr>
+          <w:tr>
+            <w:trPr>
+              <w:cantSplit w:val="0"/>
+              <w:tblHeader w:val="0"/>
+            </w:trPr>
+            <w:tc>
+              <w:tcPr>
+                <w:shd w:fill="auto" w:val="clear"/>
+                <w:tcMar>
+                  <w:top w:w="100.0" w:type="dxa"/>
+                  <w:left w:w="100.0" w:type="dxa"/>
+                  <w:bottom w:w="100.0" w:type="dxa"/>
+                  <w:right w:w="100.0" w:type="dxa"/>
+                </w:tcMar>
+                <w:vAlign w:val="top"/>
+              </w:tcPr>
+              <w:p>
+                <w:pPr>
+                  <w:widowControl w:val="0"/>
+                  <w:spacing w:after="0" w:line="240" w:lineRule="auto"/>
+                  <w:rPr>
+                    <w:b w:val="1"/>
+                    <w:bCs w:val="1"/>
+                    <w:color w:val="1f3864"/>
+                    <w:sz w:val="24"/>
+                    <w:szCs w:val="24"/>
+                  </w:rPr>
+                </w:pPr>
+                <w:r>
+                  <w:rPr>
+                    <w:b w:val="1"/>
+                    <w:bCs w:val="1"/>
+                    <w:color w:val="1f3864"/>
+                    <w:sz w:val="24"/>
+                    <w:szCs w:val="24"/>
+                    <w:rtl w:val="0"/>
+                  </w:rPr>
+                  <w:t xml:space="preserve">Prioridad</w:t>
+                </w:r>
+              </w:p>
+            </w:tc>
+            <w:tc>
+              <w:tcPr>
+                <w:tcMar>
+                  <w:top w:w="80.0" w:type="dxa"/>
+                  <w:left w:w="120.0" w:type="dxa"/>
+                  <w:bottom w:w="80.0" w:type="dxa"/>
+                  <w:right w:w="120.0" w:type="dxa"/>
+                </w:tcMar>
+              </w:tcPr>
+              <w:p>
+                <w:pPr>
+                  <w:spacing w:after="0" w:line="240" w:lineRule="auto"/>
+                  <w:rPr>
+                    <w:sz w:val="24"/>
+                    <w:szCs w:val="24"/>
+                  </w:rPr>
+                </w:pPr>
+                <w:r>
+                  <w:rPr>
+                    <w:sz w:val="24"/>
+                    <w:szCs w:val="24"/>
+                    <w:rtl w:val="0"/>
+                  </w:rPr>
+                  <w:t xml:space="preserve">Alta</w:t>
+                </w:r>
+              </w:p>
+            </w:tc>
+          </w:tr>
+          <w:tr>
+            <w:trPr>
+              <w:cantSplit w:val="0"/>
+              <w:tblHeader w:val="0"/>
+            </w:trPr>
+            <w:tc>
+              <w:tcPr>
+                <w:shd w:fill="auto" w:val="clear"/>
+                <w:tcMar>
+                  <w:top w:w="100.0" w:type="dxa"/>
+                  <w:left w:w="100.0" w:type="dxa"/>
+                  <w:bottom w:w="100.0" w:type="dxa"/>
+                  <w:right w:w="100.0" w:type="dxa"/>
+                </w:tcMar>
+                <w:vAlign w:val="top"/>
+              </w:tcPr>
+              <w:p>
+                <w:pPr>
+                  <w:widowControl w:val="0"/>
+                  <w:spacing w:after="0" w:line="240" w:lineRule="auto"/>
+                  <w:rPr>
+                    <w:b w:val="1"/>
+                    <w:bCs w:val="1"/>
+                    <w:color w:val="1f3864"/>
+                    <w:sz w:val="24"/>
+                    <w:szCs w:val="24"/>
+                  </w:rPr>
+                </w:pPr>
+                <w:r>
+                  <w:rPr>
+                    <w:b w:val="1"/>
+                    <w:bCs w:val="1"/>
+                    <w:color w:val="1f3864"/>
+                    <w:sz w:val="24"/>
+                    <w:szCs w:val="24"/>
+                    <w:rtl w:val="0"/>
+                  </w:rPr>
+                  <w:t xml:space="preserve">Método de verificación</w:t>
+                </w:r>
+              </w:p>
+            </w:tc>
+            <w:tc>
+              <w:tcPr>
+                <w:tcMar>
+                  <w:top w:w="80.0" w:type="dxa"/>
+                  <w:left w:w="120.0" w:type="dxa"/>
+                  <w:bottom w:w="80.0" w:type="dxa"/>
+                  <w:right w:w="120.0" w:type="dxa"/>
+                </w:tcMar>
+              </w:tcPr>
+              <w:p>
+                <w:pPr>
+                  <w:spacing w:after="0" w:line="240" w:lineRule="auto"/>
+                  <w:rPr>
+                    <w:sz w:val="24"/>
+                    <w:szCs w:val="24"/>
+                  </w:rPr>
+                </w:pPr>
+                <w:r>
+                  <w:rPr>
+                    <w:sz w:val="24"/>
+                    <w:szCs w:val="24"/>
+                    <w:rtl w:val="0"/>
+                  </w:rPr>
+                  <w:t xml:space="preserve">Análisis</w:t>
+                </w:r>
+              </w:p>
+            </w:tc>
+          </w:tr>
+        </w:tbl>
+      </w:sdtContent>
+    </w:sdt>
+    <w:p>
+      <w:pPr>
+        <w:spacing w:after="0" w:lineRule="auto"/>
+        <w:rPr>
+          <w:b w:val="1"/>
+          <w:bCs w:val="1"/>
+          <w:sz w:val="24"/>
+          <w:szCs w:val="24"/>
+        </w:rPr>
+      </w:pPr>
+      <w:r>
+        <w:rPr>
+          <w:rtl w:val="0"/>
+        </w:rPr>
+      </w:r>
+    </w:p>
+    <w:p>
+      <w:pPr>
+        <w:pStyle w:val="Heading2"/>
+        <w:rPr/>
+      </w:pPr>
+      <w:bookmarkStart w:colFirst="0" w:colLast="0" w:name="_heading=h.v1j757gisx2u" w:id="71"/>
+      <w:bookmarkEnd w:id="71"/>
+      <w:r>
+        <w:rPr>
+          <w:rtl w:val="0"/>
+        </w:rPr>
+        <w:t xml:space="preserve">6.8 RE-008:</w:t>
+      </w:r>
+    </w:p>
+    <w:sdt>
+      <w:sdtPr>
+        <w:lock w:val="contentLocked"/>
+        <w:id w:val="-524740615"/>
+        <w:tag w:val="goog_rdk_47"/>
+      </w:sdtPr>
+      <w:sdtContent>
+        <w:tbl>
+          <w:tblPr>
+            <w:tblStyle w:val="Table48"/>
+            <w:tblW w:w="8430.0" w:type="dxa"/>
+            <w:jc w:val="left"/>
+            <w:tblInd w:w="360.0" w:type="dxa"/>
+            <w:tblBorders>
+              <w:top w:color="000000" w:space="0" w:sz="8" w:val="single"/>
+              <w:left w:color="000000" w:space="0" w:sz="8" w:val="single"/>
+              <w:bottom w:color="000000" w:space="0" w:sz="8" w:val="single"/>
+              <w:right w:color="000000" w:space="0" w:sz="8" w:val="single"/>
+              <w:insideH w:color="000000" w:space="0" w:sz="8" w:val="single"/>
+              <w:insideV w:color="000000" w:space="0" w:sz="8" w:val="single"/>
+            </w:tblBorders>
+            <w:tblLayout w:type="fixed"/>
+            <w:tblLook w:val="0600"/>
+          </w:tblPr>
+          <w:tblGrid>
+            <w:gridCol w:w="2520"/>
+            <w:gridCol w:w="5910"/>
+            <w:tblGridChange w:id="0">
+              <w:tblGrid>
+                <w:gridCol w:w="2520"/>
+                <w:gridCol w:w="5910"/>
+              </w:tblGrid>
+            </w:tblGridChange>
+          </w:tblGrid>
+          <w:tr>
+            <w:trPr>
+              <w:cantSplit w:val="0"/>
+              <w:tblHeader w:val="0"/>
+            </w:trPr>
+            <w:tc>
+              <w:tcPr>
+                <w:shd w:fill="auto" w:val="clear"/>
+                <w:tcMar>
+                  <w:top w:w="100.0" w:type="dxa"/>
+                  <w:left w:w="100.0" w:type="dxa"/>
+                  <w:bottom w:w="100.0" w:type="dxa"/>
+                  <w:right w:w="100.0" w:type="dxa"/>
+                </w:tcMar>
+                <w:vAlign w:val="top"/>
+              </w:tcPr>
+              <w:p>
+                <w:pPr>
+                  <w:widowControl w:val="0"/>
+                  <w:spacing w:after="0" w:line="240" w:lineRule="auto"/>
+                  <w:rPr>
+                    <w:b w:val="1"/>
+                    <w:bCs w:val="1"/>
+                    <w:color w:val="1f3864"/>
+                    <w:sz w:val="24"/>
+                    <w:szCs w:val="24"/>
+                  </w:rPr>
+                </w:pPr>
+                <w:r>
+                  <w:rPr>
+                    <w:b w:val="1"/>
+                    <w:bCs w:val="1"/>
+                    <w:color w:val="1f3864"/>
+                    <w:sz w:val="24"/>
+                    <w:szCs w:val="24"/>
+                    <w:rtl w:val="0"/>
+                  </w:rPr>
+                  <w:t xml:space="preserve">Nombre</w:t>
+                </w:r>
+              </w:p>
+            </w:tc>
+            <w:tc>
+              <w:tcPr>
+                <w:tcMar>
+                  <w:top w:w="80.0" w:type="dxa"/>
+                  <w:left w:w="120.0" w:type="dxa"/>
+                  <w:bottom w:w="80.0" w:type="dxa"/>
+                  <w:right w:w="120.0" w:type="dxa"/>
+                </w:tcMar>
+              </w:tcPr>
+              <w:p>
+                <w:pPr>
+                  <w:spacing w:after="0" w:line="240" w:lineRule="auto"/>
+                  <w:rPr>
+                    <w:sz w:val="24"/>
+                    <w:szCs w:val="24"/>
+                  </w:rPr>
+                </w:pPr>
+                <w:r>
+                  <w:rPr>
+                    <w:sz w:val="24"/>
+                    <w:szCs w:val="24"/>
+                    <w:rtl w:val="0"/>
+                  </w:rPr>
+                  <w:t xml:space="preserve">Reutilización de componentes del sistema</w:t>
+                </w:r>
+              </w:p>
+            </w:tc>
+          </w:tr>
+          <w:tr>
+            <w:trPr>
+              <w:cantSplit w:val="0"/>
+              <w:trHeight w:val="487.96875" w:hRule="atLeast"/>
+              <w:tblHeader w:val="0"/>
+            </w:trPr>
+            <w:tc>
+              <w:tcPr>
+                <w:shd w:fill="auto" w:val="clear"/>
+                <w:tcMar>
+                  <w:top w:w="100.0" w:type="dxa"/>
+                  <w:left w:w="100.0" w:type="dxa"/>
+                  <w:bottom w:w="100.0" w:type="dxa"/>
+                  <w:right w:w="100.0" w:type="dxa"/>
+                </w:tcMar>
+                <w:vAlign w:val="top"/>
+              </w:tcPr>
+              <w:p>
+                <w:pPr>
+                  <w:widowControl w:val="0"/>
+                  <w:spacing w:after="0" w:line="240" w:lineRule="auto"/>
+                  <w:rPr>
+                    <w:b w:val="1"/>
+                    <w:bCs w:val="1"/>
+                    <w:color w:val="1f3864"/>
+                    <w:sz w:val="24"/>
+                    <w:szCs w:val="24"/>
+                  </w:rPr>
+                </w:pPr>
+                <w:r>
+                  <w:rPr>
+                    <w:b w:val="1"/>
+                    <w:bCs w:val="1"/>
+                    <w:color w:val="1f3864"/>
+                    <w:sz w:val="24"/>
+                    <w:szCs w:val="24"/>
+                    <w:rtl w:val="0"/>
+                  </w:rPr>
+                  <w:t xml:space="preserve">Tipo</w:t>
+                </w:r>
+              </w:p>
+            </w:tc>
+            <w:tc>
+              <w:tcPr>
+                <w:tcMar>
+                  <w:top w:w="80.0" w:type="dxa"/>
+                  <w:left w:w="120.0" w:type="dxa"/>
+                  <w:bottom w:w="80.0" w:type="dxa"/>
+                  <w:right w:w="120.0" w:type="dxa"/>
+                </w:tcMar>
+              </w:tcPr>
+              <w:p>
+                <w:pPr>
+                  <w:spacing w:after="0" w:line="240" w:lineRule="auto"/>
+                  <w:rPr>
+                    <w:sz w:val="24"/>
+                    <w:szCs w:val="24"/>
+                  </w:rPr>
+                </w:pPr>
+                <w:r>
+                  <w:rPr>
+                    <w:sz w:val="24"/>
+                    <w:szCs w:val="24"/>
+                    <w:rtl w:val="0"/>
+                  </w:rPr>
+                  <w:t xml:space="preserve">Sostenibilidad</w:t>
+                </w:r>
+              </w:p>
+            </w:tc>
+          </w:tr>
+          <w:tr>
+            <w:trPr>
+              <w:cantSplit w:val="0"/>
+              <w:tblHeader w:val="0"/>
+            </w:trPr>
+            <w:tc>
+              <w:tcPr>
+                <w:shd w:fill="auto" w:val="clear"/>
+                <w:tcMar>
+                  <w:top w:w="100.0" w:type="dxa"/>
+                  <w:left w:w="100.0" w:type="dxa"/>
+                  <w:bottom w:w="100.0" w:type="dxa"/>
+                  <w:right w:w="100.0" w:type="dxa"/>
+                </w:tcMar>
+                <w:vAlign w:val="top"/>
+              </w:tcPr>
+              <w:p>
+                <w:pPr>
+                  <w:widowControl w:val="0"/>
+                  <w:spacing w:after="0" w:line="240" w:lineRule="auto"/>
+                  <w:rPr>
+                    <w:b w:val="1"/>
+                    <w:bCs w:val="1"/>
+                    <w:color w:val="1f3864"/>
+                    <w:sz w:val="24"/>
+                    <w:szCs w:val="24"/>
+                  </w:rPr>
+                </w:pPr>
+                <w:r>
+                  <w:rPr>
+                    <w:b w:val="1"/>
+                    <w:bCs w:val="1"/>
+                    <w:color w:val="1f3864"/>
+                    <w:sz w:val="24"/>
+                    <w:szCs w:val="24"/>
+                    <w:rtl w:val="0"/>
+                  </w:rPr>
+                  <w:t xml:space="preserve">Descripción</w:t>
+                </w:r>
+              </w:p>
+            </w:tc>
+            <w:tc>
+              <w:tcPr>
+                <w:tcMar>
+                  <w:top w:w="80.0" w:type="dxa"/>
+                  <w:left w:w="120.0" w:type="dxa"/>
+                  <w:bottom w:w="80.0" w:type="dxa"/>
+                  <w:right w:w="120.0" w:type="dxa"/>
+                </w:tcMar>
+              </w:tcPr>
+              <w:p>
+                <w:pPr>
+                  <w:spacing w:after="0" w:line="240" w:lineRule="auto"/>
+                  <w:rPr>
+                    <w:sz w:val="24"/>
+                    <w:szCs w:val="24"/>
+                  </w:rPr>
+                </w:pPr>
+                <w:r>
+                  <w:rPr>
+                    <w:sz w:val="24"/>
+                    <w:szCs w:val="24"/>
+                    <w:rtl w:val="0"/>
+                  </w:rPr>
+                  <w:t xml:space="preserve">La solución deberá favorecer la reutilización de componentes de software y evitar la duplicidad funcional para facilitar el mantenimiento y la evolución del sistema.</w:t>
+                </w:r>
+              </w:p>
+            </w:tc>
+          </w:tr>
+          <w:tr>
+            <w:trPr>
+              <w:cantSplit w:val="0"/>
+              <w:tblHeader w:val="0"/>
+            </w:trPr>
+            <w:tc>
+              <w:tcPr>
+                <w:shd w:fill="auto" w:val="clear"/>
+                <w:tcMar>
+                  <w:top w:w="100.0" w:type="dxa"/>
+                  <w:left w:w="100.0" w:type="dxa"/>
+                  <w:bottom w:w="100.0" w:type="dxa"/>
+                  <w:right w:w="100.0" w:type="dxa"/>
+                </w:tcMar>
+                <w:vAlign w:val="top"/>
+              </w:tcPr>
+              <w:p>
+                <w:pPr>
+                  <w:widowControl w:val="0"/>
+                  <w:spacing w:after="0" w:line="240" w:lineRule="auto"/>
+                  <w:rPr>
+                    <w:b w:val="1"/>
+                    <w:bCs w:val="1"/>
+                    <w:color w:val="1f3864"/>
+                    <w:sz w:val="24"/>
+                    <w:szCs w:val="24"/>
+                  </w:rPr>
+                </w:pPr>
+                <w:r>
+                  <w:rPr>
+                    <w:b w:val="1"/>
+                    <w:bCs w:val="1"/>
+                    <w:color w:val="1f3864"/>
+                    <w:sz w:val="24"/>
+                    <w:szCs w:val="24"/>
+                    <w:rtl w:val="0"/>
+                  </w:rPr>
+                  <w:t xml:space="preserve">Prioridad</w:t>
+                </w:r>
+              </w:p>
+            </w:tc>
+            <w:tc>
+              <w:tcPr>
+                <w:tcMar>
+                  <w:top w:w="80.0" w:type="dxa"/>
+                  <w:left w:w="120.0" w:type="dxa"/>
+                  <w:bottom w:w="80.0" w:type="dxa"/>
+                  <w:right w:w="120.0" w:type="dxa"/>
+                </w:tcMar>
+              </w:tcPr>
+              <w:p>
+                <w:pPr>
+                  <w:spacing w:after="0" w:line="240" w:lineRule="auto"/>
+                  <w:rPr>
+                    <w:sz w:val="24"/>
+                    <w:szCs w:val="24"/>
+                  </w:rPr>
+                </w:pPr>
+                <w:r>
+                  <w:rPr>
+                    <w:sz w:val="24"/>
+                    <w:szCs w:val="24"/>
+                    <w:rtl w:val="0"/>
+                  </w:rPr>
+                  <w:t xml:space="preserve">Media</w:t>
+                </w:r>
+              </w:p>
+            </w:tc>
+          </w:tr>
+          <w:tr>
+            <w:trPr>
+              <w:cantSplit w:val="0"/>
+              <w:tblHeader w:val="0"/>
+            </w:trPr>
+            <w:tc>
+              <w:tcPr>
+                <w:shd w:fill="auto" w:val="clear"/>
+                <w:tcMar>
+                  <w:top w:w="100.0" w:type="dxa"/>
+                  <w:left w:w="100.0" w:type="dxa"/>
+                  <w:bottom w:w="100.0" w:type="dxa"/>
+                  <w:right w:w="100.0" w:type="dxa"/>
+                </w:tcMar>
+                <w:vAlign w:val="top"/>
+              </w:tcPr>
+              <w:p>
+                <w:pPr>
+                  <w:widowControl w:val="0"/>
+                  <w:spacing w:after="0" w:line="240" w:lineRule="auto"/>
+                  <w:rPr>
+                    <w:b w:val="1"/>
+                    <w:bCs w:val="1"/>
+                    <w:color w:val="1f3864"/>
+                    <w:sz w:val="24"/>
+                    <w:szCs w:val="24"/>
+                  </w:rPr>
+                </w:pPr>
+                <w:r>
+                  <w:rPr>
+                    <w:b w:val="1"/>
+                    <w:bCs w:val="1"/>
+                    <w:color w:val="1f3864"/>
+                    <w:sz w:val="24"/>
+                    <w:szCs w:val="24"/>
+                    <w:rtl w:val="0"/>
+                  </w:rPr>
+                  <w:t xml:space="preserve">Método de verificación</w:t>
+                </w:r>
+              </w:p>
+            </w:tc>
+            <w:tc>
+              <w:tcPr>
+                <w:tcMar>
+                  <w:top w:w="80.0" w:type="dxa"/>
+                  <w:left w:w="120.0" w:type="dxa"/>
+                  <w:bottom w:w="80.0" w:type="dxa"/>
+                  <w:right w:w="120.0" w:type="dxa"/>
+                </w:tcMar>
+              </w:tcPr>
+              <w:p>
+                <w:pPr>
+                  <w:spacing w:after="0" w:line="240" w:lineRule="auto"/>
+                  <w:rPr>
+                    <w:sz w:val="24"/>
+                    <w:szCs w:val="24"/>
+                  </w:rPr>
+                </w:pPr>
+                <w:r>
+                  <w:rPr>
+                    <w:sz w:val="24"/>
+                    <w:szCs w:val="24"/>
+                    <w:rtl w:val="0"/>
+                  </w:rPr>
+                  <w:t xml:space="preserve">Inspección</w:t>
+                </w:r>
+              </w:p>
+            </w:tc>
+          </w:tr>
+        </w:tbl>
+      </w:sdtContent>
+    </w:sdt>
+    <w:p>
+      <w:pPr>
+        <w:spacing w:after="0" w:lineRule="auto"/>
+        <w:rPr>
+          <w:b w:val="1"/>
+          <w:bCs w:val="1"/>
+          <w:sz w:val="24"/>
+          <w:szCs w:val="24"/>
+        </w:rPr>
+      </w:pPr>
+      <w:r>
+        <w:rPr>
+          <w:rtl w:val="0"/>
+        </w:rPr>
+      </w:r>
+    </w:p>
+    <w:p>
+      <w:pPr>
+        <w:pStyle w:val="Heading2"/>
+        <w:rPr/>
+      </w:pPr>
+      <w:bookmarkStart w:colFirst="0" w:colLast="0" w:name="_heading=h.at4bv6d9th0s" w:id="72"/>
+      <w:bookmarkEnd w:id="72"/>
       <w:r>
         <w:rPr>
           <w:rtl w:val="0"/>
@@ -22147,13 +23148,13 @@
     <w:sdt>
       <w:sdtPr>
         <w:lock w:val="contentLocked"/>
-        <w:id w:val="274217510"/>
-        <w:tag w:val="goog_rdk_45"/>
+        <w:id w:val="645380460"/>
+        <w:tag w:val="goog_rdk_48"/>
       </w:sdtPr>
       <w:sdtContent>
         <w:tbl>
           <w:tblPr>
-            <w:tblStyle w:val="Table46"/>
+            <w:tblStyle w:val="Table49"/>
             <w:tblW w:w="8430.0" w:type="dxa"/>
             <w:jc w:val="left"/>
             <w:tblInd w:w="360.0" w:type="dxa"/>
@@ -22710,7 +23711,7 @@
   </w:p>
   <w:tbl>
     <w:tblPr>
-      <w:tblStyle w:val="Table47"/>
+      <w:tblStyle w:val="Table50"/>
       <w:tblW w:w="8880.0" w:type="dxa"/>
       <w:jc w:val="left"/>
       <w:tblBorders>
@@ -23083,13 +24084,13 @@
   <w:sdt>
     <w:sdtPr>
       <w:lock w:val="contentLocked"/>
-      <w:id w:val="1293744642"/>
-      <w:tag w:val="goog_rdk_46"/>
+      <w:id w:val="982275483"/>
+      <w:tag w:val="goog_rdk_49"/>
     </w:sdtPr>
     <w:sdtContent>
       <w:tbl>
         <w:tblPr>
-          <w:tblStyle w:val="Table48"/>
+          <w:tblStyle w:val="Table51"/>
           <w:tblW w:w="8910.0" w:type="dxa"/>
           <w:jc w:val="left"/>
           <w:tblBorders>
@@ -23255,7 +24256,7 @@
   </w:p>
   <w:tbl>
     <w:tblPr>
-      <w:tblStyle w:val="Table49"/>
+      <w:tblStyle w:val="Table52"/>
       <w:tblW w:w="8880.0" w:type="dxa"/>
       <w:jc w:val="left"/>
       <w:tblBorders>
@@ -23628,13 +24629,13 @@
   <w:sdt>
     <w:sdtPr>
       <w:lock w:val="contentLocked"/>
-      <w:id w:val="1311585829"/>
-      <w:tag w:val="goog_rdk_47"/>
+      <w:id w:val="1678680875"/>
+      <w:tag w:val="goog_rdk_50"/>
     </w:sdtPr>
     <w:sdtContent>
       <w:tbl>
         <w:tblPr>
-          <w:tblStyle w:val="Table50"/>
+          <w:tblStyle w:val="Table53"/>
           <w:tblW w:w="8910.0" w:type="dxa"/>
           <w:jc w:val="left"/>
           <w:tblBorders>
@@ -25008,6 +26009,27 @@
     <w:tblPr>
       <w:tblStyleRowBandSize w:val="1"/>
       <w:tblStyleColBandSize w:val="1"/>
+    </w:tblPr>
+  </w:style>
+  <w:style w:type="table" w:styleId="Table48">
+    <w:basedOn w:val="TableNormal"/>
+    <w:tblPr>
+      <w:tblStyleRowBandSize w:val="1"/>
+      <w:tblStyleColBandSize w:val="1"/>
+    </w:tblPr>
+  </w:style>
+  <w:style w:type="table" w:styleId="Table49">
+    <w:basedOn w:val="TableNormal"/>
+    <w:tblPr>
+      <w:tblStyleRowBandSize w:val="1"/>
+      <w:tblStyleColBandSize w:val="1"/>
+    </w:tblPr>
+  </w:style>
+  <w:style w:type="table" w:styleId="Table50">
+    <w:basedOn w:val="TableNormal"/>
+    <w:tblPr>
+      <w:tblStyleRowBandSize w:val="1"/>
+      <w:tblStyleColBandSize w:val="1"/>
       <w:tblCellMar>
         <w:top w:w="0.0" w:type="dxa"/>
         <w:left w:w="115.0" w:type="dxa"/>
@@ -25016,7 +26038,7 @@
       </w:tblCellMar>
     </w:tblPr>
   </w:style>
-  <w:style w:type="table" w:styleId="Table48">
+  <w:style w:type="table" w:styleId="Table51">
     <w:basedOn w:val="TableNormal"/>
     <w:tblPr>
       <w:tblStyleRowBandSize w:val="1"/>
@@ -25029,7 +26051,7 @@
       </w:tblCellMar>
     </w:tblPr>
   </w:style>
-  <w:style w:type="table" w:styleId="Table49">
+  <w:style w:type="table" w:styleId="Table52">
     <w:basedOn w:val="TableNormal"/>
     <w:tblPr>
       <w:tblStyleRowBandSize w:val="1"/>
@@ -25042,7 +26064,7 @@
       </w:tblCellMar>
     </w:tblPr>
   </w:style>
-  <w:style w:type="table" w:styleId="Table50">
+  <w:style w:type="table" w:styleId="Table53">
     <w:basedOn w:val="TableNormal"/>
     <w:tblPr>
       <w:tblStyleRowBandSize w:val="1"/>
@@ -25380,7 +26402,7 @@
 
 <file path=customXML/item1.xml><?xml version="1.0" encoding="utf-8"?>
 <go:gDocsCustomXmlDataStorage xmlns:go="http://customooxmlschemas.google.com/" xmlns:r="http://schemas.openxmlformats.org/officeDocument/2006/relationships" uri="GoogleDocsCustomDataVersion2">
-  <go:docsCustomData xmlns:go="http://customooxmlschemas.google.com/" roundtripDataSignature="AMtx7mg2hIMeS5QcWR0gV5yN0tixPCX7vQ==">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</go:docsCustomData>
+  <go:docsCustomData xmlns:go="http://customooxmlschemas.google.com/" roundtripDataSignature="AMtx7mieI1WWB2zCmHoxl3tVKKjW8kCO6A==">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</go:docsCustomData>
 </go:gDocsCustomXmlDataStorage>
 </file>
 
